--- a/app/public/templates/Commissaire-aux-comptes-sans-retard.docx
+++ b/app/public/templates/Commissaire-aux-comptes-sans-retard.docx
@@ -388,23 +388,7 @@
         <w:rPr>
           <w:rFonts w:ascii="Arial" w:hAnsi="Arial" w:cs="Arial"/>
         </w:rPr>
-        <w:t>{</w:t>
-      </w:r>
-      <w:proofErr w:type="spellStart"/>
-      <w:proofErr w:type="gramStart"/>
-      <w:r>
-        <w:rPr>
-          <w:rFonts w:ascii="Arial" w:hAnsi="Arial" w:cs="Arial"/>
-        </w:rPr>
-        <w:t>raisonSociale</w:t>
-      </w:r>
-      <w:proofErr w:type="spellEnd"/>
-      <w:proofErr w:type="gramEnd"/>
-      <w:r>
-        <w:rPr>
-          <w:rFonts w:ascii="Arial" w:hAnsi="Arial" w:cs="Arial"/>
-        </w:rPr>
-        <w:t>}</w:t>
+        <w:t>{raisonSociale}</w:t>
       </w:r>
     </w:p>
     <w:p>
@@ -506,29 +490,7 @@
           <w:sz w:val="22"/>
           <w:szCs w:val="22"/>
         </w:rPr>
-        <w:t>{</w:t>
-      </w:r>
-      <w:proofErr w:type="spellStart"/>
-      <w:r>
-        <w:rPr>
-          <w:rFonts w:ascii="Arial" w:hAnsi="Arial" w:cs="Arial"/>
-          <w:b/>
-          <w:bCs/>
-          <w:sz w:val="22"/>
-          <w:szCs w:val="22"/>
-        </w:rPr>
-        <w:t>jourDebut</w:t>
-      </w:r>
-      <w:proofErr w:type="spellEnd"/>
-      <w:r>
-        <w:rPr>
-          <w:rFonts w:ascii="Arial" w:hAnsi="Arial" w:cs="Arial"/>
-          <w:b/>
-          <w:bCs/>
-          <w:sz w:val="22"/>
-          <w:szCs w:val="22"/>
-        </w:rPr>
-        <w:t>}</w:t>
+        <w:t>{jourDebut}</w:t>
       </w:r>
       <w:r>
         <w:rPr>
@@ -539,9 +501,8 @@
           <w:szCs w:val="22"/>
           <w:vertAlign w:val="superscript"/>
         </w:rPr>
-        <w:t>{</w:t>
-      </w:r>
-      <w:proofErr w:type="spellStart"/>
+        <w:t>{exposantDebut}</w:t>
+      </w:r>
       <w:r>
         <w:rPr>
           <w:rFonts w:ascii="Arial" w:hAnsi="Arial" w:cs="Arial"/>
@@ -549,53 +510,8 @@
           <w:bCs/>
           <w:sz w:val="22"/>
           <w:szCs w:val="22"/>
-          <w:vertAlign w:val="superscript"/>
-        </w:rPr>
-        <w:t>exposantDebut</w:t>
-      </w:r>
-      <w:proofErr w:type="spellEnd"/>
-      <w:r>
-        <w:rPr>
-          <w:rFonts w:ascii="Arial" w:hAnsi="Arial" w:cs="Arial"/>
-          <w:b/>
-          <w:bCs/>
-          <w:sz w:val="22"/>
-          <w:szCs w:val="22"/>
-          <w:vertAlign w:val="superscript"/>
-        </w:rPr>
-        <w:t>}</w:t>
-      </w:r>
-      <w:r>
-        <w:rPr>
-          <w:rFonts w:ascii="Arial" w:hAnsi="Arial" w:cs="Arial"/>
-          <w:b/>
-          <w:bCs/>
-          <w:sz w:val="22"/>
-          <w:szCs w:val="22"/>
-        </w:rPr>
-        <w:t>{</w:t>
-      </w:r>
-      <w:proofErr w:type="spellStart"/>
-      <w:r>
-        <w:rPr>
-          <w:rFonts w:ascii="Arial" w:hAnsi="Arial" w:cs="Arial"/>
-          <w:b/>
-          <w:bCs/>
-          <w:sz w:val="22"/>
-          <w:szCs w:val="22"/>
-        </w:rPr>
-        <w:t>finCouverture</w:t>
-      </w:r>
-      <w:proofErr w:type="spellEnd"/>
-      <w:r>
-        <w:rPr>
-          <w:rFonts w:ascii="Arial" w:hAnsi="Arial" w:cs="Arial"/>
-          <w:b/>
-          <w:bCs/>
-          <w:sz w:val="22"/>
-          <w:szCs w:val="22"/>
-        </w:rPr>
-        <w:t>}</w:t>
+        </w:rPr>
+        <w:t>{finCouverture}</w:t>
       </w:r>
     </w:p>
     <w:p>
@@ -1093,9 +1009,18 @@
           <w:sz w:val="24"/>
           <w:szCs w:val="24"/>
         </w:rPr>
-        <w:t>{</w:t>
-      </w:r>
-      <w:proofErr w:type="spellStart"/>
+        <w:t>{civilite}</w:t>
+      </w:r>
+      <w:r>
+        <w:rPr>
+          <w:rFonts w:ascii="Aptos" w:hAnsi="Aptos" w:cs="Arial"/>
+          <w:b/>
+          <w:bCs/>
+          <w:sz w:val="24"/>
+          <w:szCs w:val="24"/>
+        </w:rPr>
+        <w:t xml:space="preserve"> </w:t>
+      </w:r>
       <w:r>
         <w:rPr>
           <w:rFonts w:ascii="Aptos" w:hAnsi="Aptos"/>
@@ -1104,60 +1029,7 @@
           <w:sz w:val="24"/>
           <w:szCs w:val="24"/>
         </w:rPr>
-        <w:t>civilite</w:t>
-      </w:r>
-      <w:proofErr w:type="spellEnd"/>
-      <w:r>
-        <w:rPr>
-          <w:rFonts w:ascii="Aptos" w:hAnsi="Aptos"/>
-          <w:b/>
-          <w:bCs/>
-          <w:sz w:val="24"/>
-          <w:szCs w:val="24"/>
-        </w:rPr>
-        <w:t>}</w:t>
-      </w:r>
-      <w:r>
-        <w:rPr>
-          <w:rFonts w:ascii="Aptos" w:hAnsi="Aptos" w:cs="Arial"/>
-          <w:b/>
-          <w:bCs/>
-          <w:sz w:val="24"/>
-          <w:szCs w:val="24"/>
-        </w:rPr>
-        <w:t xml:space="preserve"> </w:t>
-      </w:r>
-      <w:r>
-        <w:rPr>
-          <w:rFonts w:ascii="Aptos" w:hAnsi="Aptos"/>
-          <w:b/>
-          <w:bCs/>
-          <w:sz w:val="24"/>
-          <w:szCs w:val="24"/>
-        </w:rPr>
-        <w:t>{</w:t>
-      </w:r>
-      <w:proofErr w:type="spellStart"/>
-      <w:r>
-        <w:rPr>
-          <w:rFonts w:ascii="Aptos" w:hAnsi="Aptos"/>
-          <w:b/>
-          <w:bCs/>
-          <w:sz w:val="24"/>
-          <w:szCs w:val="24"/>
-        </w:rPr>
-        <w:t>pdg</w:t>
-      </w:r>
-      <w:proofErr w:type="spellEnd"/>
-      <w:r>
-        <w:rPr>
-          <w:rFonts w:ascii="Aptos" w:hAnsi="Aptos"/>
-          <w:b/>
-          <w:bCs/>
-          <w:sz w:val="24"/>
-          <w:szCs w:val="24"/>
-        </w:rPr>
-        <w:t>}</w:t>
+        <w:t>{pdg}</w:t>
       </w:r>
       <w:r>
         <w:rPr>
@@ -1187,29 +1059,7 @@
           <w:sz w:val="24"/>
           <w:szCs w:val="24"/>
         </w:rPr>
-        <w:t>{</w:t>
-      </w:r>
-      <w:proofErr w:type="spellStart"/>
-      <w:proofErr w:type="gramStart"/>
-      <w:r>
-        <w:rPr>
-          <w:b/>
-          <w:bCs/>
-          <w:sz w:val="24"/>
-          <w:szCs w:val="24"/>
-        </w:rPr>
-        <w:t>titrePdg</w:t>
-      </w:r>
-      <w:proofErr w:type="spellEnd"/>
-      <w:proofErr w:type="gramEnd"/>
-      <w:r>
-        <w:rPr>
-          <w:b/>
-          <w:bCs/>
-          <w:sz w:val="24"/>
-          <w:szCs w:val="24"/>
-        </w:rPr>
-        <w:t>}</w:t>
+        <w:t>{titrePdg}</w:t>
       </w:r>
       <w:r>
         <w:rPr>
@@ -1229,31 +1079,7 @@
           <w:szCs w:val="24"/>
           <w:lang w:val="en-US"/>
         </w:rPr>
-        <w:t>{</w:t>
-      </w:r>
-      <w:proofErr w:type="spellStart"/>
-      <w:r>
-        <w:rPr>
-          <w:rFonts w:ascii="Aptos" w:hAnsi="Aptos"/>
-          <w:b/>
-          <w:bCs/>
-          <w:sz w:val="24"/>
-          <w:szCs w:val="24"/>
-          <w:lang w:val="en-US"/>
-        </w:rPr>
-        <w:t>raisonSociale</w:t>
-      </w:r>
-      <w:proofErr w:type="spellEnd"/>
-      <w:r>
-        <w:rPr>
-          <w:rFonts w:ascii="Aptos" w:hAnsi="Aptos"/>
-          <w:b/>
-          <w:bCs/>
-          <w:sz w:val="24"/>
-          <w:szCs w:val="24"/>
-          <w:lang w:val="en-US"/>
-        </w:rPr>
-        <w:t>}</w:t>
+        <w:t>{raisonSociale}</w:t>
       </w:r>
     </w:p>
     <w:p>
@@ -1274,25 +1100,7 @@
           <w:sz w:val="24"/>
           <w:szCs w:val="24"/>
         </w:rPr>
-        <w:t>{</w:t>
-      </w:r>
-      <w:proofErr w:type="gramStart"/>
-      <w:r>
-        <w:rPr>
-          <w:rFonts w:ascii="Aptos" w:hAnsi="Aptos"/>
-          <w:sz w:val="24"/>
-          <w:szCs w:val="24"/>
-        </w:rPr>
-        <w:t>adresse</w:t>
-      </w:r>
-      <w:proofErr w:type="gramEnd"/>
-      <w:r>
-        <w:rPr>
-          <w:rFonts w:ascii="Aptos" w:hAnsi="Aptos"/>
-          <w:sz w:val="24"/>
-          <w:szCs w:val="24"/>
-        </w:rPr>
-        <w:t>}</w:t>
+        <w:t>{adresse}</w:t>
       </w:r>
       <w:r>
         <w:rPr>
@@ -1399,29 +1207,7 @@
           <w:sz w:val="24"/>
           <w:szCs w:val="24"/>
         </w:rPr>
-        <w:t>{</w:t>
-      </w:r>
-      <w:proofErr w:type="spellStart"/>
-      <w:r>
-        <w:rPr>
-          <w:rFonts w:ascii="Aptos" w:hAnsi="Aptos"/>
-          <w:b/>
-          <w:bCs/>
-          <w:sz w:val="24"/>
-          <w:szCs w:val="24"/>
-        </w:rPr>
-        <w:t>periodeCourte</w:t>
-      </w:r>
-      <w:proofErr w:type="spellEnd"/>
-      <w:r>
-        <w:rPr>
-          <w:rFonts w:ascii="Aptos" w:hAnsi="Aptos"/>
-          <w:b/>
-          <w:bCs/>
-          <w:sz w:val="24"/>
-          <w:szCs w:val="24"/>
-        </w:rPr>
-        <w:t>}</w:t>
+        <w:t>{periodeCourte}</w:t>
       </w:r>
     </w:p>
     <w:p>
@@ -1498,9 +1284,24 @@
           <w:sz w:val="24"/>
           <w:szCs w:val="24"/>
         </w:rPr>
-        <w:t>{</w:t>
-      </w:r>
-      <w:proofErr w:type="spellStart"/>
+        <w:t>{raisonSociale}</w:t>
+      </w:r>
+      <w:r>
+        <w:rPr>
+          <w:rFonts w:ascii="Aptos" w:hAnsi="Aptos" w:cs="Arial"/>
+          <w:sz w:val="24"/>
+          <w:szCs w:val="24"/>
+        </w:rPr>
+        <w:t xml:space="preserve"> </w:t>
+      </w:r>
+      <w:r>
+        <w:rPr>
+          <w:rFonts w:ascii="Aptos" w:hAnsi="Aptos" w:cs="Arial"/>
+          <w:sz w:val="24"/>
+          <w:szCs w:val="24"/>
+        </w:rPr>
+        <w:t xml:space="preserve">et en application des dispositions de la loi 69-21 relative aux délais de paiement, nous avons pour mission de vérifier la concordance des informations figurant dans l’état joint à la déclaration des délais de paiement, avec les justificatifs des informations figurant sur les factures non payées dans les délais prévus à l’article 2.78 de la loi 69-21 de la société </w:t>
+      </w:r>
       <w:r>
         <w:rPr>
           <w:rFonts w:ascii="Aptos" w:hAnsi="Aptos"/>
@@ -1509,9 +1310,16 @@
           <w:sz w:val="24"/>
           <w:szCs w:val="24"/>
         </w:rPr>
-        <w:t>raisonSociale</w:t>
-      </w:r>
-      <w:proofErr w:type="spellEnd"/>
+        <w:t>{raisonSociale}</w:t>
+      </w:r>
+      <w:r>
+        <w:rPr>
+          <w:rFonts w:ascii="Aptos" w:hAnsi="Aptos" w:cs="Arial"/>
+          <w:sz w:val="24"/>
+          <w:szCs w:val="24"/>
+        </w:rPr>
+        <w:t xml:space="preserve"> au titre de la période du </w:t>
+      </w:r>
       <w:r>
         <w:rPr>
           <w:rFonts w:ascii="Aptos" w:hAnsi="Aptos"/>
@@ -1520,95 +1328,7 @@
           <w:sz w:val="24"/>
           <w:szCs w:val="24"/>
         </w:rPr>
-        <w:t>}</w:t>
-      </w:r>
-      <w:r>
-        <w:rPr>
-          <w:rFonts w:ascii="Aptos" w:hAnsi="Aptos" w:cs="Arial"/>
-          <w:sz w:val="24"/>
-          <w:szCs w:val="24"/>
-        </w:rPr>
-        <w:t xml:space="preserve"> </w:t>
-      </w:r>
-      <w:r>
-        <w:rPr>
-          <w:rFonts w:ascii="Aptos" w:hAnsi="Aptos" w:cs="Arial"/>
-          <w:sz w:val="24"/>
-          <w:szCs w:val="24"/>
-        </w:rPr>
-        <w:t xml:space="preserve">et en application des dispositions de la loi 69-21 relative aux délais de paiement, nous avons pour mission de vérifier la concordance des informations figurant dans l’état joint à la déclaration des délais de paiement, avec les justificatifs des informations figurant sur les factures non payées dans les délais prévus à l’article 2.78 de la loi 69-21 de la société </w:t>
-      </w:r>
-      <w:r>
-        <w:rPr>
-          <w:rFonts w:ascii="Aptos" w:hAnsi="Aptos"/>
-          <w:b/>
-          <w:bCs/>
-          <w:sz w:val="24"/>
-          <w:szCs w:val="24"/>
-        </w:rPr>
-        <w:t>{</w:t>
-      </w:r>
-      <w:proofErr w:type="spellStart"/>
-      <w:r>
-        <w:rPr>
-          <w:rFonts w:ascii="Aptos" w:hAnsi="Aptos"/>
-          <w:b/>
-          <w:bCs/>
-          <w:sz w:val="24"/>
-          <w:szCs w:val="24"/>
-        </w:rPr>
-        <w:t>raisonSociale</w:t>
-      </w:r>
-      <w:proofErr w:type="spellEnd"/>
-      <w:r>
-        <w:rPr>
-          <w:rFonts w:ascii="Aptos" w:hAnsi="Aptos"/>
-          <w:b/>
-          <w:bCs/>
-          <w:sz w:val="24"/>
-          <w:szCs w:val="24"/>
-        </w:rPr>
-        <w:t>}</w:t>
-      </w:r>
-      <w:r>
-        <w:rPr>
-          <w:rFonts w:ascii="Aptos" w:hAnsi="Aptos" w:cs="Arial"/>
-          <w:sz w:val="24"/>
-          <w:szCs w:val="24"/>
-        </w:rPr>
-        <w:t xml:space="preserve"> au titre de la période du </w:t>
-      </w:r>
-      <w:r>
-        <w:rPr>
-          <w:rFonts w:ascii="Aptos" w:hAnsi="Aptos"/>
-          <w:b/>
-          <w:bCs/>
-          <w:sz w:val="24"/>
-          <w:szCs w:val="24"/>
-        </w:rPr>
-        <w:t>{</w:t>
-      </w:r>
-      <w:proofErr w:type="spellStart"/>
-      <w:r>
-        <w:rPr>
-          <w:rFonts w:ascii="Aptos" w:hAnsi="Aptos"/>
-          <w:b/>
-          <w:bCs/>
-          <w:sz w:val="24"/>
-          <w:szCs w:val="24"/>
-        </w:rPr>
-        <w:t>periodeCourte</w:t>
-      </w:r>
-      <w:proofErr w:type="spellEnd"/>
-      <w:r>
-        <w:rPr>
-          <w:rFonts w:ascii="Aptos" w:hAnsi="Aptos"/>
-          <w:b/>
-          <w:bCs/>
-          <w:sz w:val="24"/>
-          <w:szCs w:val="24"/>
-        </w:rPr>
-        <w:t>}</w:t>
+        <w:t>{periodeCourte}</w:t>
       </w:r>
       <w:r>
         <w:rPr>
@@ -1700,29 +1420,7 @@
           <w:sz w:val="24"/>
           <w:szCs w:val="24"/>
         </w:rPr>
-        <w:t>{</w:t>
-      </w:r>
-      <w:proofErr w:type="spellStart"/>
-      <w:r>
-        <w:rPr>
-          <w:rFonts w:ascii="Aptos" w:hAnsi="Aptos"/>
-          <w:b/>
-          <w:bCs/>
-          <w:sz w:val="24"/>
-          <w:szCs w:val="24"/>
-        </w:rPr>
-        <w:t>raisonSociale</w:t>
-      </w:r>
-      <w:proofErr w:type="spellEnd"/>
-      <w:r>
-        <w:rPr>
-          <w:rFonts w:ascii="Aptos" w:hAnsi="Aptos"/>
-          <w:b/>
-          <w:bCs/>
-          <w:sz w:val="24"/>
-          <w:szCs w:val="24"/>
-        </w:rPr>
-        <w:t>}</w:t>
+        <w:t>{raisonSociale}</w:t>
       </w:r>
       <w:r>
         <w:rPr>
@@ -1894,88 +1592,40 @@
           <w:lang w:eastAsia="fr-FR"/>
         </w:rPr>
         <w:lastRenderedPageBreak/>
-        <w:t>{</w:t>
-      </w:r>
-      <w:proofErr w:type="gramStart"/>
-      <w:r>
-        <w:rPr>
-          <w:rFonts w:ascii="Aptos" w:hAnsi="Aptos" w:cs="Arial"/>
-          <w:kern w:val="2"/>
+        <w:t>{lieu}</w:t>
+      </w:r>
+      <w:r>
+        <w:rPr>
+          <w:rFonts w:ascii="Aptos" w:hAnsi="Aptos" w:cs="Arial"/>
+          <w:kern w:val="32"/>
           <w:sz w:val="24"/>
           <w:szCs w:val="24"/>
           <w:u w:val="single"/>
           <w:lang w:eastAsia="fr-FR"/>
         </w:rPr>
-        <w:t>lieu</w:t>
-      </w:r>
-      <w:proofErr w:type="gramEnd"/>
-      <w:r>
-        <w:rPr>
-          <w:rFonts w:ascii="Aptos" w:hAnsi="Aptos" w:cs="Arial"/>
-          <w:kern w:val="2"/>
+        <w:t xml:space="preserve">, </w:t>
+      </w:r>
+      <w:r>
+        <w:rPr>
+          <w:rFonts w:ascii="Aptos" w:hAnsi="Aptos" w:cs="Arial"/>
+          <w:kern w:val="32"/>
           <w:sz w:val="24"/>
           <w:szCs w:val="24"/>
           <w:u w:val="single"/>
           <w:lang w:eastAsia="fr-FR"/>
         </w:rPr>
-        <w:t>}</w:t>
-      </w:r>
-      <w:r>
-        <w:rPr>
-          <w:rFonts w:ascii="Aptos" w:hAnsi="Aptos" w:cs="Arial"/>
-          <w:kern w:val="32"/>
+        <w:t xml:space="preserve">le </w:t>
+      </w:r>
+      <w:r>
+        <w:rPr>
+          <w:rFonts w:ascii="Aptos" w:hAnsi="Aptos" w:cs="Arial"/>
+          <w:kern w:val="2"/>
           <w:sz w:val="24"/>
           <w:szCs w:val="24"/>
           <w:u w:val="single"/>
           <w:lang w:eastAsia="fr-FR"/>
         </w:rPr>
-        <w:t xml:space="preserve">, </w:t>
-      </w:r>
-      <w:r>
-        <w:rPr>
-          <w:rFonts w:ascii="Aptos" w:hAnsi="Aptos" w:cs="Arial"/>
-          <w:kern w:val="32"/>
-          <w:sz w:val="24"/>
-          <w:szCs w:val="24"/>
-          <w:u w:val="single"/>
-          <w:lang w:eastAsia="fr-FR"/>
-        </w:rPr>
-        <w:t xml:space="preserve">le </w:t>
-      </w:r>
-      <w:r>
-        <w:rPr>
-          <w:rFonts w:ascii="Aptos" w:hAnsi="Aptos" w:cs="Arial"/>
-          <w:kern w:val="2"/>
-          <w:sz w:val="24"/>
-          <w:szCs w:val="24"/>
-          <w:u w:val="single"/>
-          <w:lang w:eastAsia="fr-FR"/>
-        </w:rPr>
-        <w:t>{</w:t>
-      </w:r>
-      <w:proofErr w:type="spellStart"/>
-      <w:r>
-        <w:rPr>
-          <w:rFonts w:ascii="Aptos" w:hAnsi="Aptos" w:cs="Arial"/>
-          <w:kern w:val="2"/>
-          <w:sz w:val="24"/>
-          <w:szCs w:val="24"/>
-          <w:u w:val="single"/>
-          <w:lang w:eastAsia="fr-FR"/>
-        </w:rPr>
-        <w:t>dateSignature</w:t>
-      </w:r>
-      <w:proofErr w:type="spellEnd"/>
-      <w:r>
-        <w:rPr>
-          <w:rFonts w:ascii="Aptos" w:hAnsi="Aptos" w:cs="Arial"/>
-          <w:kern w:val="2"/>
-          <w:sz w:val="24"/>
-          <w:szCs w:val="24"/>
-          <w:u w:val="single"/>
-          <w:lang w:eastAsia="fr-FR"/>
-        </w:rPr>
-        <w:t>}</w:t>
+        <w:t>{dateSignature}</w:t>
       </w:r>
     </w:p>
     <w:p>
@@ -2046,6 +1696,7 @@
         <w:t>ML EXPERTS</w:t>
       </w:r>
     </w:p>
+    <w:p/>
     <w:p>
       <w:r>
         <w:rPr>
@@ -2105,29 +1756,7 @@
           <w:szCs w:val="22"/>
           <w:lang w:val="en-GB"/>
         </w:rPr>
-        <w:t>{</w:t>
-      </w:r>
-      <w:proofErr w:type="spellStart"/>
-      <w:r>
-        <w:rPr>
-          <w:rFonts w:ascii="Calibri" w:hAnsi="Calibri" w:cs="Calibri"/>
-          <w:b/>
-          <w:iCs/>
-          <w:szCs w:val="22"/>
-          <w:lang w:val="en-GB"/>
-        </w:rPr>
-        <w:t>signataire</w:t>
-      </w:r>
-      <w:proofErr w:type="spellEnd"/>
-      <w:r>
-        <w:rPr>
-          <w:rFonts w:ascii="Calibri" w:hAnsi="Calibri" w:cs="Calibri"/>
-          <w:b/>
-          <w:iCs/>
-          <w:szCs w:val="22"/>
-          <w:lang w:val="en-GB"/>
-        </w:rPr>
-        <w:t>}</w:t>
+        <w:t>{signataire}</w:t>
       </w:r>
     </w:p>
     <w:p>
@@ -3429,6 +3058,50 @@
     <w:lsdException w:name="Subtitle" w:qFormat="1"/>
     <w:lsdException w:name="Strong" w:qFormat="1"/>
     <w:lsdException w:name="Emphasis" w:qFormat="1"/>
+    <w:lsdException w:name="Normal Table" w:semiHidden="1" w:unhideWhenUsed="1"/>
+    <w:lsdException w:name="Table Simple 1" w:semiHidden="1" w:unhideWhenUsed="1"/>
+    <w:lsdException w:name="Table Simple 2" w:semiHidden="1" w:unhideWhenUsed="1"/>
+    <w:lsdException w:name="Table Simple 3" w:semiHidden="1" w:unhideWhenUsed="1"/>
+    <w:lsdException w:name="Table Classic 1" w:semiHidden="1" w:unhideWhenUsed="1"/>
+    <w:lsdException w:name="Table Classic 2" w:semiHidden="1" w:unhideWhenUsed="1"/>
+    <w:lsdException w:name="Table Classic 3" w:semiHidden="1" w:unhideWhenUsed="1"/>
+    <w:lsdException w:name="Table Classic 4" w:semiHidden="1" w:unhideWhenUsed="1"/>
+    <w:lsdException w:name="Table Colorful 1" w:semiHidden="1" w:unhideWhenUsed="1"/>
+    <w:lsdException w:name="Table Colorful 2" w:semiHidden="1" w:unhideWhenUsed="1"/>
+    <w:lsdException w:name="Table Colorful 3" w:semiHidden="1" w:unhideWhenUsed="1"/>
+    <w:lsdException w:name="Table Columns 1" w:semiHidden="1" w:unhideWhenUsed="1"/>
+    <w:lsdException w:name="Table Columns 2" w:semiHidden="1" w:unhideWhenUsed="1"/>
+    <w:lsdException w:name="Table Columns 3" w:semiHidden="1" w:unhideWhenUsed="1"/>
+    <w:lsdException w:name="Table Columns 4" w:semiHidden="1" w:unhideWhenUsed="1"/>
+    <w:lsdException w:name="Table Columns 5" w:semiHidden="1" w:unhideWhenUsed="1"/>
+    <w:lsdException w:name="Table Grid 1" w:semiHidden="1" w:unhideWhenUsed="1"/>
+    <w:lsdException w:name="Table Grid 2" w:semiHidden="1" w:unhideWhenUsed="1"/>
+    <w:lsdException w:name="Table Grid 3" w:semiHidden="1" w:unhideWhenUsed="1"/>
+    <w:lsdException w:name="Table Grid 4" w:semiHidden="1" w:unhideWhenUsed="1"/>
+    <w:lsdException w:name="Table Grid 5" w:semiHidden="1" w:unhideWhenUsed="1"/>
+    <w:lsdException w:name="Table Grid 6" w:semiHidden="1" w:unhideWhenUsed="1"/>
+    <w:lsdException w:name="Table Grid 7" w:semiHidden="1" w:unhideWhenUsed="1"/>
+    <w:lsdException w:name="Table Grid 8" w:semiHidden="1" w:unhideWhenUsed="1"/>
+    <w:lsdException w:name="Table List 1" w:semiHidden="1" w:unhideWhenUsed="1"/>
+    <w:lsdException w:name="Table List 2" w:semiHidden="1" w:unhideWhenUsed="1"/>
+    <w:lsdException w:name="Table List 3" w:semiHidden="1" w:unhideWhenUsed="1"/>
+    <w:lsdException w:name="Table List 4" w:semiHidden="1" w:unhideWhenUsed="1"/>
+    <w:lsdException w:name="Table List 5" w:semiHidden="1" w:unhideWhenUsed="1"/>
+    <w:lsdException w:name="Table List 6" w:semiHidden="1" w:unhideWhenUsed="1"/>
+    <w:lsdException w:name="Table List 7" w:semiHidden="1" w:unhideWhenUsed="1"/>
+    <w:lsdException w:name="Table List 8" w:semiHidden="1" w:unhideWhenUsed="1"/>
+    <w:lsdException w:name="Table 3D effects 1" w:semiHidden="1" w:unhideWhenUsed="1"/>
+    <w:lsdException w:name="Table 3D effects 2" w:semiHidden="1" w:unhideWhenUsed="1"/>
+    <w:lsdException w:name="Table 3D effects 3" w:semiHidden="1" w:unhideWhenUsed="1"/>
+    <w:lsdException w:name="Table Contemporary" w:semiHidden="1" w:unhideWhenUsed="1"/>
+    <w:lsdException w:name="Table Elegant" w:semiHidden="1" w:unhideWhenUsed="1"/>
+    <w:lsdException w:name="Table Professional" w:semiHidden="1" w:unhideWhenUsed="1"/>
+    <w:lsdException w:name="Table Subtle 1" w:semiHidden="1" w:unhideWhenUsed="1"/>
+    <w:lsdException w:name="Table Subtle 2" w:semiHidden="1" w:unhideWhenUsed="1"/>
+    <w:lsdException w:name="Table Web 1" w:semiHidden="1" w:unhideWhenUsed="1"/>
+    <w:lsdException w:name="Table Web 2" w:semiHidden="1" w:unhideWhenUsed="1"/>
+    <w:lsdException w:name="Table Web 3" w:semiHidden="1" w:unhideWhenUsed="1"/>
+    <w:lsdException w:name="Table Theme" w:semiHidden="1" w:unhideWhenUsed="1"/>
     <w:lsdException w:name="Placeholder Text" w:semiHidden="1" w:uiPriority="99"/>
     <w:lsdException w:name="No Spacing" w:uiPriority="1" w:qFormat="1"/>
     <w:lsdException w:name="Light Shading" w:uiPriority="60"/>
@@ -3718,11 +3391,15 @@
   </w:style>
   <w:style w:type="character" w:default="1" w:styleId="DefaultParagraphFont">
     <w:name w:val="Default Paragraph Font"/>
+    <w:uiPriority w:val="1"/>
     <w:semiHidden/>
+    <w:unhideWhenUsed/>
   </w:style>
   <w:style w:type="table" w:default="1" w:styleId="TableNormal">
     <w:name w:val="Normal Table"/>
+    <w:uiPriority w:val="99"/>
     <w:semiHidden/>
+    <w:unhideWhenUsed/>
     <w:tblPr>
       <w:tblInd w:w="0" w:type="dxa"/>
       <w:tblCellMar>
@@ -3735,7 +3412,9 @@
   </w:style>
   <w:style w:type="numbering" w:default="1" w:styleId="NoList">
     <w:name w:val="No List"/>
+    <w:uiPriority w:val="99"/>
     <w:semiHidden/>
+    <w:unhideWhenUsed/>
   </w:style>
   <w:style w:type="paragraph" w:styleId="Header">
     <w:name w:val="header"/>
@@ -3822,7 +3501,7 @@
     </w:rPr>
   </w:style>
   <w:style w:type="paragraph" w:customStyle="1" w:styleId="CarCarCarCarCarCarCar">
-    <w:name w:val=" Car Car Car Car Car Car Car"/>
+    <w:name w:val="Car Car Car Car Car Car Car"/>
     <w:basedOn w:val="Normal"/>
     <w:rsid w:val="00CA5DAE"/>
     <w:pPr>

--- a/app/public/templates/Commissaire-aux-comptes-sans-retard.docx
+++ b/app/public/templates/Commissaire-aux-comptes-sans-retard.docx
@@ -1029,7 +1029,27 @@
           <w:sz w:val="24"/>
           <w:szCs w:val="24"/>
         </w:rPr>
-        <w:t>{pdg}</w:t>
+        <w:t>{</w:t>
+      </w:r>
+      <w:r>
+        <w:rPr>
+          <w:rFonts w:ascii="Aptos" w:hAnsi="Aptos"/>
+          <w:b/>
+          <w:bCs/>
+          <w:sz w:val="24"/>
+          <w:szCs w:val="24"/>
+        </w:rPr>
+        <w:t>representant</w:t>
+      </w:r>
+      <w:r>
+        <w:rPr>
+          <w:rFonts w:ascii="Aptos" w:hAnsi="Aptos"/>
+          <w:b/>
+          <w:bCs/>
+          <w:sz w:val="24"/>
+          <w:szCs w:val="24"/>
+        </w:rPr>
+        <w:t>}</w:t>
       </w:r>
       <w:r>
         <w:rPr>
@@ -1059,7 +1079,25 @@
           <w:sz w:val="24"/>
           <w:szCs w:val="24"/>
         </w:rPr>
-        <w:t>{titrePdg}</w:t>
+        <w:t>{</w:t>
+      </w:r>
+      <w:r>
+        <w:rPr>
+          <w:b/>
+          <w:bCs/>
+          <w:sz w:val="24"/>
+          <w:szCs w:val="24"/>
+        </w:rPr>
+        <w:t>titreRepresentant</w:t>
+      </w:r>
+      <w:r>
+        <w:rPr>
+          <w:b/>
+          <w:bCs/>
+          <w:sz w:val="24"/>
+          <w:szCs w:val="24"/>
+        </w:rPr>
+        <w:t>}</w:t>
       </w:r>
       <w:r>
         <w:rPr>
@@ -1077,7 +1115,6 @@
           <w:bCs/>
           <w:sz w:val="24"/>
           <w:szCs w:val="24"/>
-          <w:lang w:val="en-US"/>
         </w:rPr>
         <w:t>{raisonSociale}</w:t>
       </w:r>
@@ -1659,7 +1696,6 @@
           <w:b/>
           <w:iCs/>
           <w:szCs w:val="24"/>
-          <w:lang w:val="en-GB"/>
         </w:rPr>
       </w:pPr>
       <w:r>
@@ -1668,7 +1704,6 @@
           <w:b/>
           <w:iCs/>
           <w:szCs w:val="24"/>
-          <w:lang w:val="en-GB"/>
         </w:rPr>
         <w:t>Le Commissaire aux Comptes</w:t>
       </w:r>

--- a/app/public/templates/Commissaire-aux-comptes-sans-retard.docx
+++ b/app/public/templates/Commissaire-aux-comptes-sans-retard.docx
@@ -375,60 +375,31 @@
     </w:p>
     <w:p>
       <w:pPr>
-        <w:pStyle w:val="Heading1"/>
-        <w:spacing w:line="360" w:lineRule="exact"/>
-        <w:ind w:right="-33"/>
-        <w:jc w:val="center"/>
-        <w:rPr>
-          <w:rFonts w:ascii="Aptos" w:hAnsi="Aptos" w:cs="Arial"/>
-          <w:szCs w:val="24"/>
-        </w:rPr>
-      </w:pPr>
-      <w:r>
-        <w:rPr>
-          <w:rFonts w:ascii="Arial" w:hAnsi="Arial" w:cs="Arial"/>
-        </w:rPr>
-        <w:t>{raisonSociale}</w:t>
-      </w:r>
-    </w:p>
-    <w:p>
-      <w:pPr>
         <w:pStyle w:val="Heading6"/>
         <w:ind w:right="-33"/>
         <w:jc w:val="center"/>
         <w:rPr>
-          <w:rFonts w:ascii="Aptos" w:hAnsi="Aptos" w:cs="Arial"/>
-          <w:sz w:val="24"/>
-          <w:szCs w:val="24"/>
-        </w:rPr>
-      </w:pPr>
+          <w:rFonts w:ascii="Arial" w:hAnsi="Arial" w:cs="Arial"/>
+        </w:rPr>
+      </w:pPr>
+      <w:r>
+        <w:rPr>
+          <w:rFonts w:ascii="Arial" w:hAnsi="Arial" w:cs="Arial"/>
+        </w:rPr>
+        <w:t>{raisonSociale}</w:t>
+      </w:r>
     </w:p>
     <w:p>
       <w:pPr>
         <w:pStyle w:val="Heading6"/>
         <w:ind w:right="-33"/>
         <w:jc w:val="center"/>
-        <w:rPr>
-          <w:rFonts w:ascii="Aptos" w:hAnsi="Aptos" w:cs="Arial"/>
-          <w:sz w:val="24"/>
-          <w:szCs w:val="24"/>
-        </w:rPr>
-      </w:pPr>
-      <w:r>
-        <w:rPr>
-          <w:rFonts w:ascii="Aptos" w:hAnsi="Aptos" w:cs="Arial"/>
-          <w:sz w:val="24"/>
-          <w:szCs w:val="24"/>
-        </w:rPr>
-        <w:t>VISA</w:t>
-      </w:r>
-      <w:r>
-        <w:rPr>
-          <w:rFonts w:ascii="Aptos" w:hAnsi="Aptos" w:cs="Arial"/>
-          <w:sz w:val="24"/>
-          <w:szCs w:val="24"/>
-        </w:rPr>
-        <w:t xml:space="preserve"> DU COMMISSAIRE AUX COMPTES</w:t>
+      </w:pPr>
+      <w:r>
+        <w:rPr>
+          <w:rFonts w:ascii="Arial" w:hAnsi="Arial" w:cs="Arial"/>
+        </w:rPr>
+        <w:t>VISA DU COMMISSAIRE AUX COMPTES</w:t>
       </w:r>
     </w:p>
     <w:p>
@@ -440,11 +411,11 @@
         <w:ind w:right="-33"/>
         <w:jc w:val="center"/>
         <w:rPr>
-          <w:rFonts w:ascii="Aptos" w:hAnsi="Aptos" w:cs="Arial"/>
-          <w:b/>
-          <w:bCs/>
-          <w:sz w:val="24"/>
-          <w:szCs w:val="24"/>
+          <w:rFonts w:ascii="Arial" w:hAnsi="Arial" w:cs="Arial"/>
+          <w:b/>
+          <w:bCs/>
+          <w:sz w:val="22"/>
+          <w:szCs w:val="22"/>
         </w:rPr>
       </w:pPr>
     </w:p>
@@ -457,30 +428,20 @@
         <w:ind w:right="-33"/>
         <w:jc w:val="center"/>
         <w:rPr>
-          <w:rFonts w:ascii="Aptos" w:hAnsi="Aptos" w:cs="Arial"/>
-          <w:sz w:val="24"/>
-          <w:szCs w:val="24"/>
-        </w:rPr>
-      </w:pPr>
-      <w:r>
-        <w:rPr>
-          <w:rFonts w:ascii="Aptos" w:hAnsi="Aptos" w:cs="Arial"/>
-          <w:b/>
-          <w:bCs/>
-          <w:sz w:val="24"/>
-          <w:szCs w:val="24"/>
-        </w:rPr>
-        <w:t>PERIODE</w:t>
-      </w:r>
-      <w:r>
-        <w:rPr>
-          <w:rFonts w:ascii="Aptos" w:hAnsi="Aptos" w:cs="Arial"/>
-          <w:b/>
-          <w:bCs/>
-          <w:sz w:val="24"/>
-          <w:szCs w:val="24"/>
-        </w:rPr>
-        <w:t xml:space="preserve"> DU </w:t>
+          <w:rFonts w:ascii="Arial" w:hAnsi="Arial" w:cs="Arial"/>
+          <w:sz w:val="22"/>
+          <w:szCs w:val="22"/>
+        </w:rPr>
+      </w:pPr>
+      <w:r>
+        <w:rPr>
+          <w:rFonts w:ascii="Arial" w:hAnsi="Arial" w:cs="Arial"/>
+          <w:b/>
+          <w:bCs/>
+          <w:sz w:val="22"/>
+          <w:szCs w:val="22"/>
+        </w:rPr>
+        <w:t xml:space="preserve">PERIODE DU </w:t>
       </w:r>
       <w:r>
         <w:rPr>
@@ -521,11 +482,11 @@
         <w:ind w:right="566"/>
         <w:jc w:val="center"/>
         <w:rPr>
-          <w:rFonts w:ascii="Aptos" w:hAnsi="Aptos"/>
-          <w:b/>
-          <w:bCs/>
-          <w:sz w:val="24"/>
-          <w:szCs w:val="24"/>
+          <w:rFonts w:ascii="Arial" w:hAnsi="Arial"/>
+          <w:b/>
+          <w:bCs/>
+          <w:sz w:val="22"/>
+          <w:szCs w:val="22"/>
         </w:rPr>
       </w:pPr>
     </w:p>
@@ -536,11 +497,11 @@
         <w:ind w:right="566"/>
         <w:jc w:val="center"/>
         <w:rPr>
-          <w:rFonts w:ascii="Aptos" w:hAnsi="Aptos"/>
-          <w:b/>
-          <w:bCs/>
-          <w:sz w:val="24"/>
-          <w:szCs w:val="24"/>
+          <w:rFonts w:ascii="Arial" w:hAnsi="Arial"/>
+          <w:b/>
+          <w:bCs/>
+          <w:sz w:val="22"/>
+          <w:szCs w:val="22"/>
         </w:rPr>
       </w:pPr>
     </w:p>
@@ -550,11 +511,11 @@
         <w:spacing w:line="280" w:lineRule="exact"/>
         <w:ind w:right="566"/>
         <w:rPr>
-          <w:rFonts w:ascii="Aptos" w:hAnsi="Aptos"/>
-          <w:b/>
-          <w:bCs/>
-          <w:sz w:val="24"/>
-          <w:szCs w:val="24"/>
+          <w:rFonts w:ascii="Arial" w:hAnsi="Arial"/>
+          <w:b/>
+          <w:bCs/>
+          <w:sz w:val="22"/>
+          <w:szCs w:val="22"/>
         </w:rPr>
       </w:pPr>
     </w:p>
@@ -564,11 +525,11 @@
         <w:spacing w:line="280" w:lineRule="exact"/>
         <w:ind w:right="566"/>
         <w:rPr>
-          <w:rFonts w:ascii="Aptos" w:hAnsi="Aptos"/>
-          <w:b/>
-          <w:bCs/>
-          <w:sz w:val="24"/>
-          <w:szCs w:val="24"/>
+          <w:rFonts w:ascii="Arial" w:hAnsi="Arial"/>
+          <w:b/>
+          <w:bCs/>
+          <w:sz w:val="22"/>
+          <w:szCs w:val="22"/>
         </w:rPr>
       </w:pPr>
     </w:p>
@@ -578,11 +539,11 @@
         <w:spacing w:line="280" w:lineRule="exact"/>
         <w:ind w:left="0" w:right="566"/>
         <w:rPr>
-          <w:rFonts w:ascii="Aptos" w:hAnsi="Aptos"/>
-          <w:b/>
-          <w:bCs/>
-          <w:sz w:val="24"/>
-          <w:szCs w:val="24"/>
+          <w:rFonts w:ascii="Arial" w:hAnsi="Arial"/>
+          <w:b/>
+          <w:bCs/>
+          <w:sz w:val="22"/>
+          <w:szCs w:val="22"/>
         </w:rPr>
       </w:pPr>
     </w:p>
@@ -592,11 +553,11 @@
         <w:spacing w:line="280" w:lineRule="exact"/>
         <w:ind w:right="566"/>
         <w:rPr>
-          <w:rFonts w:ascii="Aptos" w:hAnsi="Aptos"/>
-          <w:b/>
-          <w:bCs/>
-          <w:sz w:val="24"/>
-          <w:szCs w:val="24"/>
+          <w:rFonts w:ascii="Arial" w:hAnsi="Arial"/>
+          <w:b/>
+          <w:bCs/>
+          <w:sz w:val="22"/>
+          <w:szCs w:val="22"/>
         </w:rPr>
       </w:pPr>
     </w:p>
@@ -607,11 +568,11 @@
         <w:ind w:left="0" w:right="566"/>
         <w:jc w:val="center"/>
         <w:rPr>
-          <w:rFonts w:ascii="Aptos" w:hAnsi="Aptos"/>
-          <w:b/>
-          <w:bCs/>
-          <w:sz w:val="24"/>
-          <w:szCs w:val="24"/>
+          <w:rFonts w:ascii="Arial" w:hAnsi="Arial"/>
+          <w:b/>
+          <w:bCs/>
+          <w:sz w:val="22"/>
+          <w:szCs w:val="22"/>
         </w:rPr>
       </w:pPr>
     </w:p>
@@ -622,11 +583,11 @@
         <w:ind w:left="0" w:right="566"/>
         <w:jc w:val="center"/>
         <w:rPr>
-          <w:rFonts w:ascii="Aptos" w:hAnsi="Aptos"/>
-          <w:b/>
-          <w:bCs/>
-          <w:sz w:val="24"/>
-          <w:szCs w:val="24"/>
+          <w:rFonts w:ascii="Arial" w:hAnsi="Arial"/>
+          <w:b/>
+          <w:bCs/>
+          <w:sz w:val="22"/>
+          <w:szCs w:val="22"/>
         </w:rPr>
       </w:pPr>
     </w:p>
@@ -637,11 +598,11 @@
         <w:ind w:left="0" w:right="566"/>
         <w:jc w:val="center"/>
         <w:rPr>
-          <w:rFonts w:ascii="Aptos" w:hAnsi="Aptos"/>
-          <w:b/>
-          <w:bCs/>
-          <w:sz w:val="24"/>
-          <w:szCs w:val="24"/>
+          <w:rFonts w:ascii="Arial" w:hAnsi="Arial"/>
+          <w:b/>
+          <w:bCs/>
+          <w:sz w:val="22"/>
+          <w:szCs w:val="22"/>
         </w:rPr>
       </w:pPr>
     </w:p>
@@ -652,11 +613,11 @@
         <w:ind w:left="0" w:right="566"/>
         <w:jc w:val="center"/>
         <w:rPr>
-          <w:rFonts w:ascii="Aptos" w:hAnsi="Aptos"/>
-          <w:b/>
-          <w:bCs/>
-          <w:sz w:val="24"/>
-          <w:szCs w:val="24"/>
+          <w:rFonts w:ascii="Arial" w:hAnsi="Arial"/>
+          <w:b/>
+          <w:bCs/>
+          <w:sz w:val="22"/>
+          <w:szCs w:val="22"/>
         </w:rPr>
       </w:pPr>
     </w:p>
@@ -667,11 +628,11 @@
         <w:ind w:left="0" w:right="566"/>
         <w:jc w:val="center"/>
         <w:rPr>
-          <w:rFonts w:ascii="Aptos" w:hAnsi="Aptos"/>
-          <w:b/>
-          <w:bCs/>
-          <w:sz w:val="24"/>
-          <w:szCs w:val="24"/>
+          <w:rFonts w:ascii="Arial" w:hAnsi="Arial"/>
+          <w:b/>
+          <w:bCs/>
+          <w:sz w:val="22"/>
+          <w:szCs w:val="22"/>
         </w:rPr>
       </w:pPr>
     </w:p>
@@ -682,11 +643,11 @@
         <w:ind w:left="0" w:right="566"/>
         <w:jc w:val="center"/>
         <w:rPr>
-          <w:rFonts w:ascii="Aptos" w:hAnsi="Aptos"/>
-          <w:b/>
-          <w:bCs/>
-          <w:sz w:val="24"/>
-          <w:szCs w:val="24"/>
+          <w:rFonts w:ascii="Arial" w:hAnsi="Arial"/>
+          <w:b/>
+          <w:bCs/>
+          <w:sz w:val="22"/>
+          <w:szCs w:val="22"/>
         </w:rPr>
       </w:pPr>
     </w:p>
@@ -697,11 +658,11 @@
         <w:ind w:left="0" w:right="566"/>
         <w:jc w:val="center"/>
         <w:rPr>
-          <w:rFonts w:ascii="Aptos" w:hAnsi="Aptos"/>
-          <w:b/>
-          <w:bCs/>
-          <w:sz w:val="24"/>
-          <w:szCs w:val="24"/>
+          <w:rFonts w:ascii="Arial" w:hAnsi="Arial"/>
+          <w:b/>
+          <w:bCs/>
+          <w:sz w:val="22"/>
+          <w:szCs w:val="22"/>
         </w:rPr>
       </w:pPr>
     </w:p>
@@ -712,11 +673,11 @@
         <w:ind w:left="0" w:right="566"/>
         <w:jc w:val="center"/>
         <w:rPr>
-          <w:rFonts w:ascii="Aptos" w:hAnsi="Aptos"/>
-          <w:b/>
-          <w:bCs/>
-          <w:sz w:val="24"/>
-          <w:szCs w:val="24"/>
+          <w:rFonts w:ascii="Arial" w:hAnsi="Arial"/>
+          <w:b/>
+          <w:bCs/>
+          <w:sz w:val="22"/>
+          <w:szCs w:val="22"/>
         </w:rPr>
       </w:pPr>
     </w:p>
@@ -727,11 +688,11 @@
         <w:ind w:left="0" w:right="566"/>
         <w:jc w:val="center"/>
         <w:rPr>
-          <w:rFonts w:ascii="Aptos" w:hAnsi="Aptos"/>
-          <w:b/>
-          <w:bCs/>
-          <w:sz w:val="24"/>
-          <w:szCs w:val="24"/>
+          <w:rFonts w:ascii="Arial" w:hAnsi="Arial"/>
+          <w:b/>
+          <w:bCs/>
+          <w:sz w:val="22"/>
+          <w:szCs w:val="22"/>
         </w:rPr>
       </w:pPr>
     </w:p>
@@ -742,11 +703,11 @@
         <w:ind w:left="0" w:right="566"/>
         <w:jc w:val="center"/>
         <w:rPr>
-          <w:rFonts w:ascii="Aptos" w:hAnsi="Aptos"/>
-          <w:b/>
-          <w:bCs/>
-          <w:sz w:val="24"/>
-          <w:szCs w:val="24"/>
+          <w:rFonts w:ascii="Arial" w:hAnsi="Arial"/>
+          <w:b/>
+          <w:bCs/>
+          <w:sz w:val="22"/>
+          <w:szCs w:val="22"/>
         </w:rPr>
       </w:pPr>
     </w:p>
@@ -757,11 +718,11 @@
         <w:ind w:left="0" w:right="566"/>
         <w:jc w:val="center"/>
         <w:rPr>
-          <w:rFonts w:ascii="Aptos" w:hAnsi="Aptos"/>
-          <w:b/>
-          <w:bCs/>
-          <w:sz w:val="24"/>
-          <w:szCs w:val="24"/>
+          <w:rFonts w:ascii="Arial" w:hAnsi="Arial"/>
+          <w:b/>
+          <w:bCs/>
+          <w:sz w:val="22"/>
+          <w:szCs w:val="22"/>
         </w:rPr>
       </w:pPr>
     </w:p>
@@ -772,11 +733,11 @@
         <w:ind w:left="0" w:right="566"/>
         <w:jc w:val="center"/>
         <w:rPr>
-          <w:rFonts w:ascii="Aptos" w:hAnsi="Aptos"/>
-          <w:b/>
-          <w:bCs/>
-          <w:sz w:val="24"/>
-          <w:szCs w:val="24"/>
+          <w:rFonts w:ascii="Arial" w:hAnsi="Arial"/>
+          <w:b/>
+          <w:bCs/>
+          <w:sz w:val="22"/>
+          <w:szCs w:val="22"/>
         </w:rPr>
       </w:pPr>
     </w:p>
@@ -787,11 +748,11 @@
         <w:ind w:left="0" w:right="566"/>
         <w:jc w:val="center"/>
         <w:rPr>
-          <w:rFonts w:ascii="Aptos" w:hAnsi="Aptos"/>
-          <w:b/>
-          <w:bCs/>
-          <w:sz w:val="24"/>
-          <w:szCs w:val="24"/>
+          <w:rFonts w:ascii="Arial" w:hAnsi="Arial"/>
+          <w:b/>
+          <w:bCs/>
+          <w:sz w:val="22"/>
+          <w:szCs w:val="22"/>
         </w:rPr>
       </w:pPr>
     </w:p>
@@ -802,11 +763,11 @@
         <w:ind w:left="0" w:right="566"/>
         <w:jc w:val="center"/>
         <w:rPr>
-          <w:rFonts w:ascii="Aptos" w:hAnsi="Aptos"/>
-          <w:b/>
-          <w:bCs/>
-          <w:sz w:val="24"/>
-          <w:szCs w:val="24"/>
+          <w:rFonts w:ascii="Arial" w:hAnsi="Arial"/>
+          <w:b/>
+          <w:bCs/>
+          <w:sz w:val="22"/>
+          <w:szCs w:val="22"/>
         </w:rPr>
       </w:pPr>
     </w:p>
@@ -817,11 +778,11 @@
         <w:ind w:left="0" w:right="566"/>
         <w:jc w:val="center"/>
         <w:rPr>
-          <w:rFonts w:ascii="Aptos" w:hAnsi="Aptos"/>
-          <w:b/>
-          <w:bCs/>
-          <w:sz w:val="24"/>
-          <w:szCs w:val="24"/>
+          <w:rFonts w:ascii="Arial" w:hAnsi="Arial"/>
+          <w:b/>
+          <w:bCs/>
+          <w:sz w:val="22"/>
+          <w:szCs w:val="22"/>
         </w:rPr>
       </w:pPr>
     </w:p>
@@ -832,11 +793,11 @@
         <w:ind w:left="0" w:right="566"/>
         <w:jc w:val="center"/>
         <w:rPr>
-          <w:rFonts w:ascii="Aptos" w:hAnsi="Aptos"/>
-          <w:b/>
-          <w:bCs/>
-          <w:sz w:val="24"/>
-          <w:szCs w:val="24"/>
+          <w:rFonts w:ascii="Arial" w:hAnsi="Arial"/>
+          <w:b/>
+          <w:bCs/>
+          <w:sz w:val="22"/>
+          <w:szCs w:val="22"/>
         </w:rPr>
       </w:pPr>
     </w:p>
@@ -847,11 +808,11 @@
         <w:ind w:left="0" w:right="566"/>
         <w:jc w:val="center"/>
         <w:rPr>
-          <w:rFonts w:ascii="Aptos" w:hAnsi="Aptos"/>
-          <w:b/>
-          <w:bCs/>
-          <w:sz w:val="24"/>
-          <w:szCs w:val="24"/>
+          <w:rFonts w:ascii="Arial" w:hAnsi="Arial"/>
+          <w:b/>
+          <w:bCs/>
+          <w:sz w:val="22"/>
+          <w:szCs w:val="22"/>
         </w:rPr>
       </w:pPr>
     </w:p>
@@ -862,40 +823,11 @@
         <w:ind w:left="0" w:right="566"/>
         <w:jc w:val="center"/>
         <w:rPr>
-          <w:rFonts w:ascii="Aptos" w:hAnsi="Aptos"/>
-          <w:b/>
-          <w:bCs/>
-          <w:sz w:val="24"/>
-          <w:szCs w:val="24"/>
-        </w:rPr>
-      </w:pPr>
-    </w:p>
-    <w:p>
-      <w:pPr>
-        <w:pStyle w:val="BlockText"/>
-        <w:spacing w:line="280" w:lineRule="exact"/>
-        <w:ind w:left="0" w:right="566"/>
-        <w:jc w:val="center"/>
-        <w:rPr>
-          <w:rFonts w:ascii="Aptos" w:hAnsi="Aptos"/>
-          <w:b/>
-          <w:bCs/>
-          <w:sz w:val="24"/>
-          <w:szCs w:val="24"/>
-        </w:rPr>
-      </w:pPr>
-    </w:p>
-    <w:p>
-      <w:pPr>
-        <w:pStyle w:val="BlockText"/>
-        <w:spacing w:line="280" w:lineRule="exact"/>
-        <w:ind w:left="0" w:right="566"/>
-        <w:rPr>
-          <w:rFonts w:ascii="Aptos" w:hAnsi="Aptos"/>
-          <w:b/>
-          <w:bCs/>
-          <w:sz w:val="24"/>
-          <w:szCs w:val="24"/>
+          <w:rFonts w:ascii="Arial" w:hAnsi="Arial"/>
+          <w:b/>
+          <w:bCs/>
+          <w:sz w:val="22"/>
+          <w:szCs w:val="22"/>
         </w:rPr>
       </w:pPr>
     </w:p>
@@ -905,9 +837,9 @@
         <w:ind w:right="-77"/>
         <w:jc w:val="both"/>
         <w:rPr>
-          <w:rFonts w:ascii="Aptos" w:hAnsi="Aptos" w:cs="Arial"/>
-          <w:sz w:val="24"/>
-          <w:szCs w:val="24"/>
+          <w:rFonts w:ascii="Arial" w:hAnsi="Arial" w:cs="Arial"/>
+          <w:sz w:val="22"/>
+          <w:szCs w:val="22"/>
         </w:rPr>
         <w:sectPr>
           <w:headerReference w:type="default" r:id="rId9"/>
@@ -924,82 +856,38 @@
     </w:p>
     <w:p>
       <w:pPr>
-        <w:tabs>
-          <w:tab w:val="left" w:pos="4111"/>
-          <w:tab w:val="left" w:pos="4395"/>
-          <w:tab w:val="left" w:pos="5103"/>
-          <w:tab w:val="left" w:pos="7655"/>
-          <w:tab w:val="left" w:pos="7938"/>
-          <w:tab w:val="left" w:pos="8364"/>
-        </w:tabs>
-        <w:ind w:left="-284" w:right="-1293"/>
-        <w:rPr>
-          <w:rFonts w:ascii="Aptos" w:hAnsi="Aptos"/>
-          <w:caps/>
-          <w:color w:val="7F7F7F"/>
-          <w:sz w:val="24"/>
-          <w:szCs w:val="24"/>
-        </w:rPr>
-      </w:pPr>
-    </w:p>
-    <w:tbl>
-      <w:tblPr>
-        <w:tblpPr w:leftFromText="141" w:rightFromText="141" w:horzAnchor="margin" w:tblpXSpec="center" w:tblpY="-611"/>
-        <w:tblW w:w="7230" w:type="dxa"/>
-        <w:tblLook w:val="01E0" w:firstRow="1" w:lastRow="1" w:firstColumn="1" w:lastColumn="1" w:noHBand="0" w:noVBand="0"/>
-      </w:tblPr>
-      <w:tblGrid>
-        <w:gridCol w:w="7230"/>
-      </w:tblGrid>
-      <w:tr>
-        <w:trPr>
-          <w:trHeight w:val="567"/>
-        </w:trPr>
-        <w:tc>
-          <w:tcPr>
-            <w:tcW w:w="7230" w:type="dxa"/>
-          </w:tcPr>
-          <w:p>
-            <w:pPr>
-              <w:jc w:val="both"/>
-              <w:rPr>
-                <w:rFonts w:ascii="Aptos" w:hAnsi="Aptos"/>
-                <w:sz w:val="24"/>
-                <w:szCs w:val="24"/>
-              </w:rPr>
-            </w:pPr>
-          </w:p>
-        </w:tc>
-      </w:tr>
-    </w:tbl>
-    <w:p>
-      <w:pPr>
         <w:spacing w:line="260" w:lineRule="atLeast"/>
         <w:jc w:val="both"/>
         <w:rPr>
-          <w:rFonts w:ascii="Aptos" w:hAnsi="Aptos" w:cs="Arial"/>
-          <w:b/>
-          <w:sz w:val="24"/>
-          <w:szCs w:val="24"/>
-        </w:rPr>
-      </w:pPr>
-      <w:r>
-        <w:rPr>
-          <w:rFonts w:ascii="Aptos" w:hAnsi="Aptos" w:cs="Arial"/>
-          <w:b/>
-          <w:sz w:val="24"/>
-          <w:szCs w:val="24"/>
-        </w:rPr>
-        <w:t>A</w:t>
-      </w:r>
-      <w:r>
-        <w:rPr>
-          <w:rFonts w:ascii="Aptos" w:hAnsi="Aptos" w:cs="Arial"/>
-          <w:b/>
-          <w:sz w:val="24"/>
-          <w:szCs w:val="24"/>
-        </w:rPr>
-        <w:t xml:space="preserve"> l’attention de </w:t>
+          <w:rFonts w:ascii="Arial" w:hAnsi="Arial" w:cs="Arial"/>
+          <w:b/>
+          <w:bCs/>
+          <w:sz w:val="22"/>
+          <w:szCs w:val="22"/>
+        </w:rPr>
+      </w:pPr>
+    </w:p>
+    <w:p>
+      <w:pPr>
+        <w:spacing w:line="260" w:lineRule="atLeast"/>
+        <w:jc w:val="both"/>
+        <w:rPr>
+          <w:rFonts w:ascii="Aptos" w:hAnsi="Aptos" w:cs="Arial"/>
+          <w:b/>
+          <w:bCs/>
+          <w:sz w:val="24"/>
+          <w:szCs w:val="24"/>
+        </w:rPr>
+      </w:pPr>
+      <w:r>
+        <w:rPr>
+          <w:rFonts w:ascii="Aptos" w:hAnsi="Aptos" w:cs="Arial"/>
+          <w:b/>
+          <w:bCs/>
+          <w:sz w:val="24"/>
+          <w:szCs w:val="24"/>
+        </w:rPr>
+        <w:t xml:space="preserve">A l’aimable attention de </w:t>
       </w:r>
       <w:r>
         <w:rPr>
@@ -1051,123 +939,106 @@
         </w:rPr>
         <w:t>}</w:t>
       </w:r>
-      <w:r>
-        <w:rPr>
-          <w:rFonts w:ascii="Aptos" w:hAnsi="Aptos" w:cs="Arial"/>
-          <w:b/>
+    </w:p>
+    <w:p>
+      <w:pPr>
+        <w:spacing w:line="260" w:lineRule="atLeast"/>
+        <w:jc w:val="both"/>
+        <w:rPr>
+          <w:rFonts w:ascii="Aptos" w:hAnsi="Aptos" w:cs="Arial"/>
+          <w:sz w:val="24"/>
+          <w:szCs w:val="24"/>
+          <w:highlight w:val="yellow"/>
+        </w:rPr>
+      </w:pPr>
+      <w:r>
+        <w:rPr>
+          <w:b/>
+          <w:bCs/>
+          <w:sz w:val="24"/>
+          <w:szCs w:val="24"/>
+        </w:rPr>
+        <w:t>{</w:t>
+      </w:r>
+      <w:r>
+        <w:rPr>
+          <w:b/>
+          <w:bCs/>
+          <w:sz w:val="24"/>
+          <w:szCs w:val="24"/>
+        </w:rPr>
+        <w:t>titreRepresentant</w:t>
+      </w:r>
+      <w:r>
+        <w:rPr>
+          <w:b/>
+          <w:bCs/>
+          <w:sz w:val="24"/>
+          <w:szCs w:val="24"/>
+        </w:rPr>
+        <w:t>}</w:t>
+      </w:r>
+      <w:r>
+        <w:rPr>
+          <w:b/>
+          <w:bCs/>
           <w:sz w:val="24"/>
           <w:szCs w:val="24"/>
         </w:rPr>
         <w:t xml:space="preserve"> </w:t>
       </w:r>
+      <w:r>
+        <w:rPr>
+          <w:rFonts w:ascii="Aptos" w:hAnsi="Aptos"/>
+          <w:b/>
+          <w:bCs/>
+          <w:sz w:val="24"/>
+          <w:szCs w:val="24"/>
+        </w:rPr>
+        <w:t>{raisonSociale}</w:t>
+      </w:r>
     </w:p>
     <w:p>
       <w:pPr>
         <w:spacing w:line="260" w:lineRule="atLeast"/>
-        <w:ind w:right="-29"/>
         <w:jc w:val="both"/>
         <w:rPr>
           <w:rFonts w:ascii="Aptos" w:hAnsi="Aptos" w:cs="Arial"/>
-          <w:sz w:val="24"/>
-          <w:szCs w:val="24"/>
-        </w:rPr>
-      </w:pPr>
-      <w:r>
-        <w:rPr>
-          <w:b/>
-          <w:bCs/>
-          <w:sz w:val="24"/>
-          <w:szCs w:val="24"/>
-        </w:rPr>
-        <w:t>{</w:t>
-      </w:r>
-      <w:r>
-        <w:rPr>
-          <w:b/>
-          <w:bCs/>
-          <w:sz w:val="24"/>
-          <w:szCs w:val="24"/>
-        </w:rPr>
-        <w:t>titreRepresentant</w:t>
-      </w:r>
-      <w:r>
-        <w:rPr>
-          <w:b/>
-          <w:bCs/>
-          <w:sz w:val="24"/>
-          <w:szCs w:val="24"/>
-        </w:rPr>
-        <w:t>}</w:t>
-      </w:r>
-      <w:r>
-        <w:rPr>
-          <w:b/>
-          <w:bCs/>
-          <w:sz w:val="24"/>
-          <w:szCs w:val="24"/>
-        </w:rPr>
-        <w:t xml:space="preserve"> </w:t>
-      </w:r>
+          <w:color w:val="000000"/>
+          <w:sz w:val="24"/>
+          <w:szCs w:val="24"/>
+        </w:rPr>
+      </w:pPr>
       <w:r>
         <w:rPr>
           <w:rFonts w:ascii="Aptos" w:hAnsi="Aptos"/>
-          <w:b/>
-          <w:bCs/>
-          <w:sz w:val="24"/>
-          <w:szCs w:val="24"/>
-        </w:rPr>
-        <w:t>{raisonSociale}</w:t>
-      </w:r>
+          <w:sz w:val="24"/>
+          <w:szCs w:val="24"/>
+        </w:rPr>
+        <w:t>{adresse}</w:t>
+      </w:r>
+    </w:p>
+    <w:p>
+      <w:pPr>
+        <w:spacing w:line="260" w:lineRule="atLeast"/>
+        <w:jc w:val="both"/>
+        <w:rPr>
+          <w:rFonts w:ascii="Aptos" w:hAnsi="Aptos" w:cs="Arial"/>
+          <w:color w:val="000000"/>
+          <w:sz w:val="24"/>
+          <w:szCs w:val="24"/>
+        </w:rPr>
+      </w:pPr>
     </w:p>
     <w:p>
       <w:pPr>
         <w:spacing w:line="260" w:lineRule="atLeast"/>
         <w:ind w:left="-1"/>
-        <w:jc w:val="both"/>
-        <w:rPr>
-          <w:rFonts w:ascii="Aptos" w:hAnsi="Aptos" w:cs="Arial"/>
-          <w:b/>
-          <w:sz w:val="24"/>
-          <w:szCs w:val="24"/>
-        </w:rPr>
-      </w:pPr>
-      <w:r>
-        <w:rPr>
-          <w:rFonts w:ascii="Aptos" w:hAnsi="Aptos"/>
-          <w:sz w:val="24"/>
-          <w:szCs w:val="24"/>
-        </w:rPr>
-        <w:t>{adresse}</w:t>
-      </w:r>
-      <w:r>
-        <w:rPr>
-          <w:rFonts w:ascii="Aptos" w:hAnsi="Aptos" w:cs="Arial"/>
-          <w:b/>
-          <w:sz w:val="24"/>
-          <w:szCs w:val="24"/>
-        </w:rPr>
-        <w:tab/>
-      </w:r>
-    </w:p>
-    <w:p>
-      <w:pPr>
-        <w:spacing w:line="260" w:lineRule="atLeast"/>
-        <w:ind w:right="-33"/>
-        <w:jc w:val="both"/>
-        <w:rPr>
-          <w:rFonts w:ascii="Aptos" w:hAnsi="Aptos" w:cs="Arial"/>
-          <w:sz w:val="24"/>
-          <w:szCs w:val="24"/>
-        </w:rPr>
-      </w:pPr>
-    </w:p>
-    <w:p>
-      <w:pPr>
-        <w:spacing w:line="260" w:lineRule="atLeast"/>
-        <w:ind w:right="-33"/>
-        <w:jc w:val="both"/>
-        <w:rPr>
-          <w:rFonts w:ascii="Aptos" w:hAnsi="Aptos" w:cs="Arial"/>
+        <w:jc w:val="center"/>
+        <w:rPr>
+          <w:rFonts w:ascii="Aptos" w:hAnsi="Aptos" w:cs="Arial"/>
+          <w:b/>
+          <w:color w:val="000000"/>
           <w:sz w:val="24"/>
           <w:szCs w:val="24"/>
         </w:rPr>
@@ -1191,7 +1062,25 @@
           <w:sz w:val="24"/>
           <w:szCs w:val="24"/>
         </w:rPr>
-        <w:t>Visa du commissaire aux comptes relatif à la concordance des informations figurant dans l’état joint à la déclaration des délais de paiement, prévu par la loi 69-21 relative aux délais de paiement modifiant les dispositions de la loi 15-95 relative au code de commerce.</w:t>
+        <w:t>Visa du commissaire aux comptes relatif à la concordance des informations figurant dans l’état joint à la déclaration des délais de paiement, prévu par la loi 69-21 relative aux</w:t>
+      </w:r>
+      <w:r>
+        <w:rPr>
+          <w:rFonts w:ascii="Aptos" w:hAnsi="Aptos" w:cs="Arial"/>
+          <w:b/>
+          <w:sz w:val="24"/>
+          <w:szCs w:val="24"/>
+        </w:rPr>
+        <w:t xml:space="preserve"> </w:t>
+      </w:r>
+      <w:r>
+        <w:rPr>
+          <w:rFonts w:ascii="Aptos" w:hAnsi="Aptos" w:cs="Arial"/>
+          <w:b/>
+          <w:sz w:val="24"/>
+          <w:szCs w:val="24"/>
+        </w:rPr>
+        <w:t>délais de paiement modifiant les dispositions de la loi 15-95 relative au code de commerce</w:t>
       </w:r>
     </w:p>
     <w:p>
@@ -1208,6 +1097,43 @@
     </w:p>
     <w:p>
       <w:pPr>
+        <w:tabs>
+          <w:tab w:val="left" w:pos="5730"/>
+        </w:tabs>
+        <w:spacing w:line="260" w:lineRule="atLeast"/>
+        <w:rPr>
+          <w:rFonts w:ascii="Aptos" w:hAnsi="Aptos" w:cs="Arial"/>
+          <w:b/>
+          <w:sz w:val="24"/>
+          <w:szCs w:val="24"/>
+        </w:rPr>
+      </w:pPr>
+      <w:r>
+        <w:rPr>
+          <w:rFonts w:ascii="Aptos" w:hAnsi="Aptos" w:cs="Arial"/>
+          <w:b/>
+          <w:sz w:val="24"/>
+          <w:szCs w:val="24"/>
+        </w:rPr>
+        <w:tab/>
+      </w:r>
+    </w:p>
+    <w:p>
+      <w:pPr>
+        <w:tabs>
+          <w:tab w:val="left" w:pos="5730"/>
+        </w:tabs>
+        <w:spacing w:line="260" w:lineRule="atLeast"/>
+        <w:rPr>
+          <w:rFonts w:ascii="Aptos" w:hAnsi="Aptos" w:cs="Arial"/>
+          <w:b/>
+          <w:sz w:val="24"/>
+          <w:szCs w:val="24"/>
+        </w:rPr>
+      </w:pPr>
+    </w:p>
+    <w:p>
+      <w:pPr>
         <w:spacing w:line="260" w:lineRule="atLeast"/>
         <w:jc w:val="center"/>
         <w:rPr>
@@ -1225,16 +1151,7 @@
           <w:sz w:val="24"/>
           <w:szCs w:val="24"/>
         </w:rPr>
-        <w:t xml:space="preserve">Période </w:t>
-      </w:r>
-      <w:r>
-        <w:rPr>
-          <w:rFonts w:ascii="Aptos" w:hAnsi="Aptos" w:cs="Arial"/>
-          <w:b/>
-          <w:sz w:val="24"/>
-          <w:szCs w:val="24"/>
-        </w:rPr>
-        <w:t xml:space="preserve">du </w:t>
+        <w:t xml:space="preserve">Période du </w:t>
       </w:r>
       <w:r>
         <w:rPr>
@@ -1254,303 +1171,249 @@
         <w:rPr>
           <w:rFonts w:ascii="Aptos" w:hAnsi="Aptos" w:cs="Arial"/>
           <w:b/>
-          <w:sz w:val="24"/>
-          <w:szCs w:val="24"/>
-        </w:rPr>
-      </w:pPr>
+          <w:bCs/>
+          <w:sz w:val="24"/>
+          <w:szCs w:val="24"/>
+        </w:rPr>
+      </w:pPr>
+    </w:p>
+    <w:p>
+      <w:pPr>
+        <w:spacing w:after="200" w:line="276" w:lineRule="auto"/>
+        <w:jc w:val="both"/>
+        <w:rPr>
+          <w:rFonts w:ascii="Aptos" w:hAnsi="Aptos" w:cs="Arial"/>
+          <w:sz w:val="24"/>
+          <w:szCs w:val="24"/>
+        </w:rPr>
+      </w:pPr>
+      <w:r>
+        <w:rPr>
+          <w:rFonts w:ascii="Aptos" w:hAnsi="Aptos" w:cs="Arial"/>
+          <w:sz w:val="24"/>
+          <w:szCs w:val="24"/>
+        </w:rPr>
+        <w:t xml:space="preserve">En notre qualité de commissaire aux comptes de la société </w:t>
+      </w:r>
+      <w:r>
+        <w:rPr>
+          <w:rFonts w:ascii="Aptos" w:hAnsi="Aptos"/>
+          <w:b/>
+          <w:bCs/>
+          <w:sz w:val="24"/>
+          <w:szCs w:val="24"/>
+        </w:rPr>
+        <w:t>{raisonSociale}</w:t>
+      </w:r>
+      <w:r>
+        <w:rPr>
+          <w:rFonts w:ascii="Aptos" w:hAnsi="Aptos" w:cs="Arial"/>
+          <w:sz w:val="24"/>
+          <w:szCs w:val="24"/>
+        </w:rPr>
+        <w:t xml:space="preserve"> et en application des dispositions de la loi 69-21 relative aux délais de paiement, nous avons pour mission de vérifier la concordance des informations figurant dans l’état joint à la déclaration des délais de paiement, avec les justificatifs des informations figurant sur les factures non payées dans les délais prévus à l’article 2.78 de la loi 69-21 de la société </w:t>
+      </w:r>
+      <w:r>
+        <w:rPr>
+          <w:rFonts w:ascii="Aptos" w:hAnsi="Aptos"/>
+          <w:b/>
+          <w:bCs/>
+          <w:sz w:val="24"/>
+          <w:szCs w:val="24"/>
+        </w:rPr>
+        <w:t>{raisonSociale}</w:t>
+      </w:r>
+      <w:r>
+        <w:rPr>
+          <w:rFonts w:ascii="Aptos" w:hAnsi="Aptos"/>
+          <w:b/>
+          <w:bCs/>
+          <w:sz w:val="24"/>
+          <w:szCs w:val="24"/>
+        </w:rPr>
+        <w:t xml:space="preserve"> </w:t>
+      </w:r>
+      <w:r>
+        <w:rPr>
+          <w:rFonts w:ascii="Aptos" w:hAnsi="Aptos" w:cs="Arial"/>
+          <w:sz w:val="24"/>
+          <w:szCs w:val="24"/>
+        </w:rPr>
+        <w:t xml:space="preserve">au titre de la période du </w:t>
+      </w:r>
+      <w:r>
+        <w:rPr>
+          <w:rFonts w:ascii="Aptos" w:hAnsi="Aptos"/>
+          <w:b/>
+          <w:bCs/>
+          <w:sz w:val="24"/>
+          <w:szCs w:val="24"/>
+        </w:rPr>
+        <w:t>{periodeCourte}</w:t>
+      </w:r>
+      <w:r>
+        <w:rPr>
+          <w:rFonts w:ascii="Aptos" w:hAnsi="Aptos" w:cs="Arial"/>
+          <w:sz w:val="24"/>
+          <w:szCs w:val="24"/>
+        </w:rPr>
+        <w:t>.</w:t>
+      </w:r>
+    </w:p>
+    <w:p>
+      <w:pPr>
+        <w:spacing w:after="200" w:line="276" w:lineRule="auto"/>
+        <w:jc w:val="both"/>
+        <w:rPr>
+          <w:rFonts w:ascii="Aptos" w:hAnsi="Aptos" w:cs="Arial"/>
+          <w:sz w:val="24"/>
+          <w:szCs w:val="24"/>
+        </w:rPr>
+      </w:pPr>
+      <w:r>
+        <w:rPr>
+          <w:rFonts w:ascii="Aptos" w:hAnsi="Aptos" w:cs="Arial"/>
+          <w:sz w:val="24"/>
+          <w:szCs w:val="24"/>
+        </w:rPr>
+        <w:t xml:space="preserve">Nous attirons votre attention que ledit état ne fait ressortir </w:t>
+      </w:r>
+      <w:r>
+        <w:rPr>
+          <w:rFonts w:ascii="Aptos" w:hAnsi="Aptos" w:cs="Arial"/>
+          <w:b/>
+          <w:bCs/>
+          <w:sz w:val="24"/>
+          <w:szCs w:val="24"/>
+        </w:rPr>
+        <w:t>aucune facture non payée</w:t>
+      </w:r>
+      <w:r>
+        <w:rPr>
+          <w:rFonts w:ascii="Aptos" w:hAnsi="Aptos" w:cs="Arial"/>
+          <w:sz w:val="24"/>
+          <w:szCs w:val="24"/>
+        </w:rPr>
+        <w:t xml:space="preserve"> totalement ou partiellement dans lesdits délais.</w:t>
+      </w:r>
+    </w:p>
+    <w:p>
+      <w:pPr>
+        <w:spacing w:after="200" w:line="276" w:lineRule="auto"/>
+        <w:jc w:val="both"/>
+      </w:pPr>
+      <w:r>
+        <w:rPr>
+          <w:rFonts w:ascii="Aptos" w:hAnsi="Aptos" w:cs="Arial"/>
+          <w:sz w:val="24"/>
+          <w:szCs w:val="24"/>
+        </w:rPr>
+        <w:t xml:space="preserve">Ces informations ont été établies sous la responsabilité de la direction de la société </w:t>
+      </w:r>
+      <w:r>
+        <w:rPr>
+          <w:rFonts w:ascii="Aptos" w:hAnsi="Aptos"/>
+          <w:b/>
+          <w:bCs/>
+          <w:sz w:val="24"/>
+          <w:szCs w:val="24"/>
+        </w:rPr>
+        <w:t>{raisonSociale}</w:t>
+      </w:r>
+      <w:r>
+        <w:rPr>
+          <w:rFonts w:ascii="Aptos" w:hAnsi="Aptos" w:cs="Arial"/>
+          <w:sz w:val="24"/>
+          <w:szCs w:val="24"/>
+        </w:rPr>
+        <w:t xml:space="preserve"> qui doit s’assurer de leur exhaustivité et de leur sincérité.</w:t>
+      </w:r>
+    </w:p>
+    <w:p>
+      <w:pPr>
+        <w:spacing w:after="200" w:line="276" w:lineRule="auto"/>
+        <w:jc w:val="both"/>
+      </w:pPr>
+      <w:r>
+        <w:rPr>
+          <w:rFonts w:ascii="Aptos" w:hAnsi="Aptos" w:cs="Arial"/>
+          <w:sz w:val="24"/>
+          <w:szCs w:val="24"/>
+        </w:rPr>
+        <w:t>Notre intervention qui porte sur le contrôle de concordance, par sondages, d’informations documentaires et de gestion, ne constitue ni un audit, ni un examen limité. Elle a été effectuée selon la Directive de l’Ordre des Experts-Comptables approuvée en date du 06 octobre 2023.</w:t>
+      </w:r>
+    </w:p>
+    <w:p>
+      <w:pPr>
+        <w:spacing w:after="200" w:line="276" w:lineRule="auto"/>
+        <w:jc w:val="both"/>
+        <w:rPr>
+          <w:rFonts w:ascii="Aptos" w:hAnsi="Aptos" w:cs="Arial"/>
+          <w:sz w:val="24"/>
+          <w:szCs w:val="24"/>
+        </w:rPr>
+      </w:pPr>
+      <w:r>
+        <w:rPr>
+          <w:rFonts w:ascii="Aptos" w:hAnsi="Aptos" w:cs="Arial"/>
+          <w:sz w:val="24"/>
+          <w:szCs w:val="24"/>
+        </w:rPr>
+        <w:t xml:space="preserve">Nos travaux ne sont pas destinés à remplacer les diligences qu‘il appartient à l'Administration, ayant eu communication de ce visa, de mettre en œuvre au regard de ses propres besoins en application de la loi 69-21. </w:t>
+      </w:r>
+    </w:p>
+    <w:p>
+      <w:pPr>
+        <w:spacing w:after="200" w:line="276" w:lineRule="auto"/>
+        <w:jc w:val="both"/>
+        <w:rPr>
+          <w:rFonts w:ascii="Aptos" w:hAnsi="Aptos" w:cs="Arial"/>
+          <w:sz w:val="24"/>
+          <w:szCs w:val="24"/>
+        </w:rPr>
+      </w:pPr>
+      <w:r>
+        <w:rPr>
+          <w:rFonts w:ascii="Aptos" w:hAnsi="Aptos" w:cs="Arial"/>
+          <w:b/>
+          <w:bCs/>
+          <w:sz w:val="24"/>
+          <w:szCs w:val="24"/>
+        </w:rPr>
+        <w:t xml:space="preserve">Conclusion : </w:t>
+      </w:r>
+    </w:p>
+    <w:p>
+      <w:pPr>
+        <w:spacing w:after="200" w:line="276" w:lineRule="auto"/>
+        <w:jc w:val="both"/>
+        <w:rPr>
+          <w:rFonts w:ascii="Aptos" w:hAnsi="Aptos" w:cs="Arial"/>
+          <w:sz w:val="24"/>
+          <w:szCs w:val="24"/>
+        </w:rPr>
+      </w:pPr>
+      <w:r>
+        <w:rPr>
+          <w:rFonts w:ascii="Aptos" w:hAnsi="Aptos" w:cs="Arial"/>
+          <w:sz w:val="24"/>
+          <w:szCs w:val="24"/>
+        </w:rPr>
+        <w:t>Sur la base des diligences mises en œuvre et que nous avons estimées nécessaires conformément à la Directive suscitée, nous n’avons pas d’observations à formuler.</w:t>
+      </w:r>
     </w:p>
     <w:p>
       <w:pPr>
         <w:spacing w:line="260" w:lineRule="atLeast"/>
         <w:jc w:val="both"/>
-        <w:rPr>
-          <w:rFonts w:ascii="Aptos" w:hAnsi="Aptos" w:cs="Arial"/>
-          <w:b/>
-          <w:sz w:val="24"/>
-          <w:szCs w:val="24"/>
-        </w:rPr>
-      </w:pPr>
-    </w:p>
-    <w:p>
-      <w:pPr>
-        <w:spacing w:after="200" w:line="276" w:lineRule="auto"/>
-        <w:jc w:val="both"/>
-        <w:rPr>
-          <w:rFonts w:ascii="Aptos" w:hAnsi="Aptos" w:cs="Arial"/>
-          <w:sz w:val="24"/>
-          <w:szCs w:val="24"/>
-        </w:rPr>
-      </w:pPr>
-      <w:r>
-        <w:rPr>
-          <w:rFonts w:ascii="Aptos" w:hAnsi="Aptos" w:cs="Arial"/>
-          <w:sz w:val="24"/>
-          <w:szCs w:val="24"/>
-        </w:rPr>
-        <w:t>En notre qualité de commissaire</w:t>
-      </w:r>
-      <w:r>
-        <w:rPr>
-          <w:rFonts w:ascii="Aptos" w:hAnsi="Aptos" w:cs="Arial"/>
-          <w:sz w:val="24"/>
-          <w:szCs w:val="24"/>
-        </w:rPr>
-        <w:t xml:space="preserve"> </w:t>
-      </w:r>
-      <w:r>
-        <w:rPr>
-          <w:rFonts w:ascii="Aptos" w:hAnsi="Aptos" w:cs="Arial"/>
-          <w:sz w:val="24"/>
-          <w:szCs w:val="24"/>
-        </w:rPr>
-        <w:t>aux comptes de la société</w:t>
-      </w:r>
-      <w:r>
-        <w:rPr>
-          <w:rFonts w:ascii="Aptos" w:hAnsi="Aptos" w:cs="Arial"/>
-          <w:sz w:val="24"/>
-          <w:szCs w:val="24"/>
-        </w:rPr>
-        <w:t xml:space="preserve"> </w:t>
-      </w:r>
-      <w:r>
-        <w:rPr>
-          <w:rFonts w:ascii="Aptos" w:hAnsi="Aptos"/>
-          <w:b/>
-          <w:bCs/>
-          <w:sz w:val="24"/>
-          <w:szCs w:val="24"/>
-        </w:rPr>
-        <w:t>{raisonSociale}</w:t>
-      </w:r>
-      <w:r>
-        <w:rPr>
-          <w:rFonts w:ascii="Aptos" w:hAnsi="Aptos" w:cs="Arial"/>
-          <w:sz w:val="24"/>
-          <w:szCs w:val="24"/>
-        </w:rPr>
-        <w:t xml:space="preserve"> </w:t>
-      </w:r>
-      <w:r>
-        <w:rPr>
-          <w:rFonts w:ascii="Aptos" w:hAnsi="Aptos" w:cs="Arial"/>
-          <w:sz w:val="24"/>
-          <w:szCs w:val="24"/>
-        </w:rPr>
-        <w:t xml:space="preserve">et en application des dispositions de la loi 69-21 relative aux délais de paiement, nous avons pour mission de vérifier la concordance des informations figurant dans l’état joint à la déclaration des délais de paiement, avec les justificatifs des informations figurant sur les factures non payées dans les délais prévus à l’article 2.78 de la loi 69-21 de la société </w:t>
-      </w:r>
-      <w:r>
-        <w:rPr>
-          <w:rFonts w:ascii="Aptos" w:hAnsi="Aptos"/>
-          <w:b/>
-          <w:bCs/>
-          <w:sz w:val="24"/>
-          <w:szCs w:val="24"/>
-        </w:rPr>
-        <w:t>{raisonSociale}</w:t>
-      </w:r>
-      <w:r>
-        <w:rPr>
-          <w:rFonts w:ascii="Aptos" w:hAnsi="Aptos" w:cs="Arial"/>
-          <w:sz w:val="24"/>
-          <w:szCs w:val="24"/>
-        </w:rPr>
-        <w:t xml:space="preserve"> au titre de la période du </w:t>
-      </w:r>
-      <w:r>
-        <w:rPr>
-          <w:rFonts w:ascii="Aptos" w:hAnsi="Aptos"/>
-          <w:b/>
-          <w:bCs/>
-          <w:sz w:val="24"/>
-          <w:szCs w:val="24"/>
-        </w:rPr>
-        <w:t>{periodeCourte}</w:t>
-      </w:r>
-      <w:r>
-        <w:rPr>
-          <w:rFonts w:ascii="Aptos" w:hAnsi="Aptos" w:cs="Arial"/>
-          <w:b/>
-          <w:bCs/>
-          <w:sz w:val="24"/>
-          <w:szCs w:val="24"/>
-        </w:rPr>
-        <w:t>.</w:t>
-      </w:r>
-      <w:r>
-        <w:rPr>
-          <w:rFonts w:ascii="Aptos" w:hAnsi="Aptos" w:cs="Arial"/>
-          <w:b/>
-          <w:bCs/>
-          <w:sz w:val="24"/>
-          <w:szCs w:val="24"/>
-        </w:rPr>
-        <w:t xml:space="preserve"> </w:t>
-      </w:r>
-    </w:p>
-    <w:p>
-      <w:pPr>
-        <w:spacing w:after="200" w:line="276" w:lineRule="auto"/>
-        <w:jc w:val="both"/>
-        <w:rPr>
-          <w:rFonts w:ascii="Aptos" w:hAnsi="Aptos" w:cs="Arial"/>
-          <w:sz w:val="24"/>
-          <w:szCs w:val="24"/>
-        </w:rPr>
-      </w:pPr>
-      <w:r>
-        <w:rPr>
-          <w:rFonts w:ascii="Aptos" w:hAnsi="Aptos" w:cs="Arial"/>
-          <w:sz w:val="24"/>
-          <w:szCs w:val="24"/>
-        </w:rPr>
-        <w:t>Nous attirons votre attention que ledit état ne fait ressortir aucune facture non payée totalement ou partiellement dans lesdits délais</w:t>
-      </w:r>
-      <w:r>
-        <w:rPr>
-          <w:rFonts w:ascii="Aptos" w:hAnsi="Aptos" w:cs="Arial"/>
-          <w:sz w:val="24"/>
-          <w:szCs w:val="24"/>
-        </w:rPr>
-        <w:t>.</w:t>
-      </w:r>
-      <w:r>
-        <w:rPr>
-          <w:rFonts w:ascii="Aptos" w:hAnsi="Aptos" w:cs="Arial"/>
-          <w:sz w:val="24"/>
-          <w:szCs w:val="24"/>
-        </w:rPr>
-        <w:t xml:space="preserve"> </w:t>
-      </w:r>
-    </w:p>
-    <w:p>
-      <w:pPr>
-        <w:spacing w:after="200" w:line="276" w:lineRule="auto"/>
-        <w:jc w:val="both"/>
-        <w:rPr>
-          <w:rFonts w:ascii="Aptos" w:hAnsi="Aptos" w:cs="Arial"/>
-          <w:sz w:val="24"/>
-          <w:szCs w:val="24"/>
-        </w:rPr>
-      </w:pPr>
-      <w:r>
-        <w:rPr>
-          <w:rFonts w:ascii="Aptos" w:hAnsi="Aptos" w:cs="Arial"/>
-          <w:sz w:val="24"/>
-          <w:szCs w:val="24"/>
-        </w:rPr>
-        <w:t>Ces informations ont été établies sous la responsabilité de la direction de la société</w:t>
-      </w:r>
-      <w:r>
-        <w:rPr>
-          <w:rFonts w:ascii="Aptos" w:hAnsi="Aptos" w:cs="Arial"/>
-          <w:sz w:val="24"/>
-          <w:szCs w:val="24"/>
-        </w:rPr>
-        <w:t xml:space="preserve"> </w:t>
-      </w:r>
-      <w:r>
-        <w:rPr>
-          <w:rFonts w:ascii="Aptos" w:hAnsi="Aptos"/>
-          <w:b/>
-          <w:bCs/>
-          <w:sz w:val="24"/>
-          <w:szCs w:val="24"/>
-        </w:rPr>
-        <w:t>{raisonSociale}</w:t>
-      </w:r>
-      <w:r>
-        <w:rPr>
-          <w:rFonts w:ascii="Aptos" w:hAnsi="Aptos" w:cs="Arial"/>
-          <w:sz w:val="24"/>
-          <w:szCs w:val="24"/>
-        </w:rPr>
-        <w:t xml:space="preserve"> qui doit s’assurer de leur exhaustivité et de leur sincérité.</w:t>
-      </w:r>
-      <w:r>
-        <w:rPr>
-          <w:rFonts w:ascii="Aptos" w:hAnsi="Aptos" w:cs="Arial"/>
-          <w:sz w:val="24"/>
-          <w:szCs w:val="24"/>
-        </w:rPr>
-        <w:t xml:space="preserve"> </w:t>
-      </w:r>
-    </w:p>
-    <w:p>
-      <w:pPr>
-        <w:spacing w:after="200" w:line="276" w:lineRule="auto"/>
-        <w:jc w:val="both"/>
-        <w:rPr>
-          <w:rFonts w:ascii="Aptos" w:hAnsi="Aptos" w:cs="Arial"/>
-          <w:sz w:val="24"/>
-          <w:szCs w:val="24"/>
-        </w:rPr>
-      </w:pPr>
-      <w:r>
-        <w:rPr>
-          <w:rFonts w:ascii="Aptos" w:hAnsi="Aptos" w:cs="Arial"/>
-          <w:sz w:val="24"/>
-          <w:szCs w:val="24"/>
-        </w:rPr>
-        <w:t xml:space="preserve">Notre intervention qui porte sur le contrôle de concordance, par sondages, d’informations documentaires et de gestion, ne constitue ni un audit, ni un examen limité. Elle a été effectuée selon la Directive de l’Ordre des Experts-Comptables approuvée en date du 06 octobre 2023. </w:t>
-      </w:r>
-    </w:p>
-    <w:p>
-      <w:pPr>
-        <w:spacing w:after="200" w:line="276" w:lineRule="auto"/>
-        <w:jc w:val="both"/>
-        <w:rPr>
-          <w:rFonts w:ascii="Aptos" w:hAnsi="Aptos" w:cs="Arial"/>
-          <w:sz w:val="24"/>
-          <w:szCs w:val="24"/>
-        </w:rPr>
-      </w:pPr>
-      <w:r>
-        <w:rPr>
-          <w:rFonts w:ascii="Aptos" w:hAnsi="Aptos" w:cs="Arial"/>
-          <w:sz w:val="24"/>
-          <w:szCs w:val="24"/>
-        </w:rPr>
-        <w:t>Nos travaux ne sont pas destinés à remplacer les diligences qu‘il appartient à l'Administration, ayant eu communication de ce visa, de mettre en œuvre au regard de ses propres besoins en application de la loi 69-21.</w:t>
-      </w:r>
-      <w:r>
-        <w:rPr>
-          <w:rFonts w:ascii="Aptos" w:hAnsi="Aptos" w:cs="Arial"/>
-          <w:sz w:val="24"/>
-          <w:szCs w:val="24"/>
-        </w:rPr>
-        <w:t xml:space="preserve"> </w:t>
-      </w:r>
-    </w:p>
-    <w:p>
-      <w:pPr>
-        <w:spacing w:after="200" w:line="276" w:lineRule="auto"/>
-        <w:jc w:val="both"/>
-        <w:rPr>
-          <w:rFonts w:ascii="Aptos" w:hAnsi="Aptos" w:cs="Arial"/>
-          <w:sz w:val="24"/>
-          <w:szCs w:val="24"/>
-        </w:rPr>
-      </w:pPr>
-      <w:r>
-        <w:rPr>
-          <w:rFonts w:ascii="Aptos" w:hAnsi="Aptos" w:cs="Arial"/>
-          <w:b/>
-          <w:bCs/>
-          <w:sz w:val="24"/>
-          <w:szCs w:val="24"/>
-        </w:rPr>
-        <w:t>Conclusion :</w:t>
-      </w:r>
-      <w:r>
-        <w:rPr>
-          <w:rFonts w:ascii="Aptos" w:hAnsi="Aptos" w:cs="Arial"/>
-          <w:b/>
-          <w:bCs/>
-          <w:sz w:val="24"/>
-          <w:szCs w:val="24"/>
-        </w:rPr>
-        <w:t xml:space="preserve"> </w:t>
+      </w:pPr>
+      <w:r>
+        <w:rPr>
+          <w:rFonts w:ascii="Aptos" w:hAnsi="Aptos" w:cs="Arial"/>
+          <w:sz w:val="24"/>
+          <w:szCs w:val="24"/>
+        </w:rPr>
+        <w:t xml:space="preserve">Notre visa n'a pour seul objectif que celui indiqué dans le premier paragraphe ci-dessus et est réservé à votre propre usage dans le cadre de la loi 69-21. Il ne peut être utilisé à d'autres fins, ni être communiqué à d'autres parties. </w:t>
       </w:r>
     </w:p>
     <w:p>
@@ -1563,49 +1426,12 @@
           <w:szCs w:val="24"/>
         </w:rPr>
       </w:pPr>
-      <w:r>
-        <w:rPr>
-          <w:rFonts w:ascii="Aptos" w:hAnsi="Aptos" w:cs="Arial"/>
-          <w:sz w:val="24"/>
-          <w:szCs w:val="24"/>
-        </w:rPr>
-        <w:t>Sur la base des diligences mises en œuvre et que nous avons estimées nécessaires conformément à la Directive suscitée, nous n’avons pas d’observations à formuler.</w:t>
-      </w:r>
-    </w:p>
-    <w:p>
-      <w:pPr>
-        <w:spacing w:after="360" w:line="276" w:lineRule="auto"/>
-        <w:jc w:val="both"/>
-        <w:rPr>
-          <w:rFonts w:ascii="Aptos" w:hAnsi="Aptos" w:cs="Arial"/>
-          <w:sz w:val="24"/>
-          <w:szCs w:val="24"/>
-        </w:rPr>
-      </w:pPr>
-      <w:r>
-        <w:rPr>
-          <w:rFonts w:ascii="Aptos" w:hAnsi="Aptos" w:cs="Arial"/>
-          <w:sz w:val="24"/>
-          <w:szCs w:val="24"/>
-        </w:rPr>
-        <w:t>Notre visa n'a pour seul objectif que celui indiqué dans le premier paragraphe ci-dessus et est réservé à votre propre usage dans le cadre de la loi 69-21. Il ne peut être utilisé à d'autres fins, ni être communiqué à d'autres parties.</w:t>
-      </w:r>
-      <w:r>
-        <w:rPr>
-          <w:rFonts w:ascii="Aptos" w:hAnsi="Aptos" w:cs="Arial"/>
-          <w:sz w:val="24"/>
-          <w:szCs w:val="24"/>
-        </w:rPr>
-        <w:t xml:space="preserve"> </w:t>
-      </w:r>
     </w:p>
     <w:p>
       <w:pPr>
         <w:keepNext/>
         <w:overflowPunct/>
         <w:autoSpaceDE/>
-        <w:autoSpaceDN/>
-        <w:adjustRightInd/>
         <w:spacing w:line="260" w:lineRule="atLeast"/>
         <w:ind w:right="-77"/>
         <w:jc w:val="both"/>
@@ -1613,56 +1439,250 @@
         <w:outlineLvl w:val="0"/>
         <w:rPr>
           <w:rFonts w:ascii="Aptos" w:hAnsi="Aptos" w:cs="Arial"/>
-          <w:kern w:val="32"/>
-          <w:sz w:val="24"/>
-          <w:szCs w:val="24"/>
-          <w:lang w:eastAsia="fr-FR"/>
-        </w:rPr>
-      </w:pPr>
-      <w:r>
-        <w:rPr>
-          <w:rFonts w:ascii="Aptos" w:hAnsi="Aptos" w:cs="Arial"/>
           <w:kern w:val="2"/>
           <w:sz w:val="24"/>
           <w:szCs w:val="24"/>
           <w:u w:val="single"/>
           <w:lang w:eastAsia="fr-FR"/>
         </w:rPr>
-        <w:lastRenderedPageBreak/>
-        <w:t>{lieu}</w:t>
-      </w:r>
-      <w:r>
-        <w:rPr>
-          <w:rFonts w:ascii="Aptos" w:hAnsi="Aptos" w:cs="Arial"/>
+      </w:pPr>
+    </w:p>
+    <w:p>
+      <w:pPr>
+        <w:spacing w:after="120" w:line="260" w:lineRule="atLeast"/>
+        <w:jc w:val="both"/>
+        <w:rPr>
+          <w:rFonts w:ascii="Arial" w:hAnsi="Arial" w:cs="Arial"/>
           <w:kern w:val="32"/>
-          <w:sz w:val="24"/>
-          <w:szCs w:val="24"/>
+          <w:sz w:val="22"/>
+          <w:szCs w:val="22"/>
           <w:u w:val="single"/>
           <w:lang w:eastAsia="fr-FR"/>
         </w:rPr>
-        <w:t xml:space="preserve">, </w:t>
-      </w:r>
-      <w:r>
-        <w:rPr>
-          <w:rFonts w:ascii="Aptos" w:hAnsi="Aptos" w:cs="Arial"/>
-          <w:kern w:val="32"/>
+      </w:pPr>
+      <w:r>
+        <w:rPr>
+          <w:rFonts w:ascii="Aptos" w:hAnsi="Aptos" w:cs="Arial"/>
+          <w:kern w:val="2"/>
           <w:sz w:val="24"/>
           <w:szCs w:val="24"/>
           <w:u w:val="single"/>
           <w:lang w:eastAsia="fr-FR"/>
         </w:rPr>
-        <w:t xml:space="preserve">le </w:t>
-      </w:r>
-      <w:r>
-        <w:rPr>
-          <w:rFonts w:ascii="Aptos" w:hAnsi="Aptos" w:cs="Arial"/>
-          <w:kern w:val="2"/>
+        <w:t>{lieu}</w:t>
+      </w:r>
+      <w:r>
+        <w:rPr>
+          <w:rFonts w:ascii="Aptos" w:hAnsi="Aptos" w:cs="Arial"/>
+          <w:kern w:val="32"/>
           <w:sz w:val="24"/>
           <w:szCs w:val="24"/>
           <w:u w:val="single"/>
           <w:lang w:eastAsia="fr-FR"/>
         </w:rPr>
+        <w:t xml:space="preserve">, </w:t>
+      </w:r>
+      <w:r>
+        <w:rPr>
+          <w:rFonts w:ascii="Aptos" w:hAnsi="Aptos" w:cs="Arial"/>
+          <w:kern w:val="32"/>
+          <w:sz w:val="24"/>
+          <w:szCs w:val="24"/>
+          <w:u w:val="single"/>
+          <w:lang w:eastAsia="fr-FR"/>
+        </w:rPr>
+        <w:t xml:space="preserve">le </w:t>
+      </w:r>
+      <w:r>
+        <w:rPr>
+          <w:rFonts w:ascii="Aptos" w:hAnsi="Aptos" w:cs="Arial"/>
+          <w:kern w:val="2"/>
+          <w:sz w:val="24"/>
+          <w:szCs w:val="24"/>
+          <w:u w:val="single"/>
+          <w:lang w:eastAsia="fr-FR"/>
+        </w:rPr>
         <w:t>{dateSignature}</w:t>
+      </w:r>
+    </w:p>
+    <w:p>
+      <w:pPr>
+        <w:pStyle w:val="Heading2"/>
+        <w:tabs>
+          <w:tab w:val="left" w:pos="5529"/>
+        </w:tabs>
+        <w:spacing w:line="240" w:lineRule="auto"/>
+        <w:ind w:right="0"/>
+        <w:rPr>
+          <w:rFonts w:ascii="Calibri" w:hAnsi="Calibri" w:cs="Calibri"/>
+          <w:b/>
+          <w:iCs/>
+          <w:szCs w:val="22"/>
+        </w:rPr>
+      </w:pPr>
+    </w:p>
+    <w:p>
+      <w:pPr>
+        <w:pStyle w:val="Heading2"/>
+        <w:tabs>
+          <w:tab w:val="left" w:pos="5529"/>
+        </w:tabs>
+        <w:spacing w:line="240" w:lineRule="auto"/>
+        <w:ind w:left="397" w:right="0" w:hanging="397"/>
+        <w:rPr>
+          <w:rFonts w:ascii="Calibri" w:hAnsi="Calibri" w:cs="Calibri"/>
+          <w:b/>
+          <w:iCs/>
+          <w:szCs w:val="22"/>
+        </w:rPr>
+      </w:pPr>
+      <w:r>
+        <w:rPr>
+          <w:rFonts w:ascii="Calibri" w:hAnsi="Calibri" w:cs="Calibri"/>
+          <w:b/>
+          <w:iCs/>
+          <w:szCs w:val="22"/>
+        </w:rPr>
+        <w:t>Le commissaire aux comptes</w:t>
+      </w:r>
+    </w:p>
+    <w:p>
+      <w:pPr>
+        <w:pStyle w:val="Heading2"/>
+        <w:tabs>
+          <w:tab w:val="left" w:pos="5529"/>
+        </w:tabs>
+        <w:spacing w:before="120" w:line="240" w:lineRule="auto"/>
+        <w:ind w:left="397" w:right="0" w:hanging="397"/>
+        <w:rPr>
+          <w:rFonts w:ascii="Calibri" w:hAnsi="Calibri" w:cs="Calibri"/>
+          <w:b/>
+          <w:szCs w:val="22"/>
+        </w:rPr>
+      </w:pPr>
+      <w:r>
+        <w:rPr>
+          <w:rFonts w:ascii="Calibri" w:hAnsi="Calibri" w:cs="Calibri"/>
+          <w:b/>
+          <w:szCs w:val="22"/>
+        </w:rPr>
+        <w:t>ML EXPERTS</w:t>
+      </w:r>
+    </w:p>
+    <w:p/>
+    <w:p>
+      <w:r>
+        <w:rPr>
+          <w:rFonts w:ascii="Garamond" w:hAnsi="Garamond" w:cs="Garamond"/>
+          <w:b/>
+          <w:szCs w:val="22"/>
+          <w:lang w:val="en-US"/>
+        </w:rPr>
+        <w:t>{%signature}</w:t>
+      </w:r>
+    </w:p>
+    <w:p>
+      <w:pPr>
+        <w:pStyle w:val="Heading2"/>
+        <w:tabs>
+          <w:tab w:val="left" w:pos="5529"/>
+        </w:tabs>
+        <w:spacing w:line="240" w:lineRule="auto"/>
+        <w:ind w:left="397" w:right="0" w:hanging="397"/>
+        <w:rPr>
+          <w:rFonts w:ascii="Garamond" w:hAnsi="Garamond"/>
+          <w:noProof/>
+        </w:rPr>
+      </w:pPr>
+    </w:p>
+    <w:p/>
+    <w:p>
+      <w:pPr>
+        <w:pStyle w:val="Heading2"/>
+        <w:tabs>
+          <w:tab w:val="left" w:pos="5529"/>
+        </w:tabs>
+        <w:spacing w:line="240" w:lineRule="auto"/>
+        <w:ind w:left="397" w:right="0" w:hanging="397"/>
+        <w:rPr>
+          <w:rFonts w:ascii="Aptos" w:hAnsi="Aptos" w:cs="Calibri"/>
+          <w:b/>
+          <w:iCs/>
+          <w:szCs w:val="24"/>
+          <w:lang w:val="en-GB"/>
+        </w:rPr>
+      </w:pPr>
+    </w:p>
+    <w:p>
+      <w:pPr>
+        <w:pStyle w:val="Heading2"/>
+        <w:tabs>
+          <w:tab w:val="left" w:pos="5529"/>
+        </w:tabs>
+        <w:spacing w:line="240" w:lineRule="auto"/>
+        <w:ind w:left="397" w:right="0" w:hanging="397"/>
+        <w:rPr>
+          <w:rFonts w:ascii="Aptos" w:hAnsi="Aptos" w:cs="Calibri"/>
+          <w:b/>
+          <w:iCs/>
+          <w:szCs w:val="24"/>
+          <w:lang w:val="en-GB"/>
+        </w:rPr>
+      </w:pPr>
+      <w:r>
+        <w:rPr>
+          <w:rFonts w:ascii="Calibri" w:hAnsi="Calibri" w:cs="Calibri"/>
+          <w:b/>
+          <w:iCs/>
+          <w:szCs w:val="22"/>
+          <w:lang w:val="en-GB"/>
+        </w:rPr>
+        <w:t>{signataire}</w:t>
+      </w:r>
+    </w:p>
+    <w:p>
+      <w:pPr>
+        <w:pStyle w:val="Heading2"/>
+        <w:tabs>
+          <w:tab w:val="left" w:pos="5529"/>
+        </w:tabs>
+        <w:spacing w:line="240" w:lineRule="auto"/>
+        <w:ind w:left="397" w:right="0" w:hanging="397"/>
+        <w:rPr>
+          <w:rFonts w:ascii="Calibri" w:hAnsi="Calibri" w:cs="Calibri"/>
+          <w:b/>
+          <w:bCs/>
+          <w:szCs w:val="22"/>
+          <w:lang w:val="en-GB"/>
+        </w:rPr>
+      </w:pPr>
+    </w:p>
+    <w:p>
+      <w:pPr>
+        <w:pStyle w:val="Heading2"/>
+        <w:tabs>
+          <w:tab w:val="left" w:pos="5529"/>
+        </w:tabs>
+        <w:spacing w:line="240" w:lineRule="auto"/>
+        <w:ind w:left="397" w:right="0" w:hanging="397"/>
+        <w:rPr>
+          <w:rFonts w:ascii="Calibri" w:hAnsi="Calibri" w:cs="Calibri"/>
+          <w:b/>
+          <w:bCs/>
+          <w:i/>
+          <w:szCs w:val="22"/>
+          <w:lang w:val="en-GB"/>
+        </w:rPr>
+      </w:pPr>
+      <w:r>
+        <w:rPr>
+          <w:rFonts w:ascii="Calibri" w:hAnsi="Calibri" w:cs="Calibri"/>
+          <w:b/>
+          <w:bCs/>
+          <w:szCs w:val="22"/>
+          <w:lang w:val="en-GB"/>
+        </w:rPr>
+        <w:t>Associé</w:t>
       </w:r>
     </w:p>
     <w:p>
@@ -1675,163 +1695,6 @@
         <w:jc w:val="both"/>
         <w:textAlignment w:val="auto"/>
         <w:rPr>
-          <w:rFonts w:ascii="Aptos" w:hAnsi="Aptos" w:cs="Arial"/>
-          <w:b/>
-          <w:sz w:val="24"/>
-          <w:szCs w:val="24"/>
-          <w:lang w:eastAsia="fr-FR"/>
-        </w:rPr>
-      </w:pPr>
-    </w:p>
-    <w:p>
-      <w:pPr>
-        <w:pStyle w:val="Heading2"/>
-        <w:tabs>
-          <w:tab w:val="left" w:pos="5529"/>
-        </w:tabs>
-        <w:spacing w:line="240" w:lineRule="auto"/>
-        <w:ind w:left="397" w:right="0" w:hanging="397"/>
-        <w:rPr>
-          <w:rFonts w:ascii="Aptos" w:hAnsi="Aptos" w:cs="Calibri"/>
-          <w:b/>
-          <w:iCs/>
-          <w:szCs w:val="24"/>
-        </w:rPr>
-      </w:pPr>
-      <w:r>
-        <w:rPr>
-          <w:rFonts w:ascii="Aptos" w:hAnsi="Aptos" w:cs="Calibri"/>
-          <w:b/>
-          <w:iCs/>
-          <w:szCs w:val="24"/>
-        </w:rPr>
-        <w:t>Le Commissaire aux Comptes</w:t>
-      </w:r>
-    </w:p>
-    <w:p>
-      <w:pPr>
-        <w:pStyle w:val="Heading2"/>
-        <w:tabs>
-          <w:tab w:val="left" w:pos="5529"/>
-        </w:tabs>
-        <w:spacing w:before="120" w:line="240" w:lineRule="auto"/>
-        <w:ind w:left="397" w:right="0" w:hanging="397"/>
-        <w:rPr>
-          <w:rFonts w:ascii="Aptos" w:hAnsi="Aptos" w:cs="Calibri"/>
-          <w:b/>
-          <w:szCs w:val="24"/>
-        </w:rPr>
-      </w:pPr>
-      <w:r>
-        <w:rPr>
-          <w:rFonts w:ascii="Aptos" w:hAnsi="Aptos" w:cs="Calibri"/>
-          <w:b/>
-          <w:szCs w:val="24"/>
-        </w:rPr>
-        <w:t>ML EXPERTS</w:t>
-      </w:r>
-    </w:p>
-    <w:p/>
-    <w:p>
-      <w:r>
-        <w:rPr>
-          <w:rFonts w:ascii="Garamond" w:hAnsi="Garamond" w:cs="Garamond"/>
-          <w:b/>
-          <w:szCs w:val="22"/>
-          <w:lang w:val="en-US"/>
-        </w:rPr>
-        <w:t>{%signature}</w:t>
-      </w:r>
-    </w:p>
-    <w:p>
-      <w:pPr>
-        <w:pStyle w:val="Heading2"/>
-        <w:tabs>
-          <w:tab w:val="left" w:pos="5529"/>
-        </w:tabs>
-        <w:spacing w:line="240" w:lineRule="auto"/>
-        <w:ind w:left="397" w:right="0" w:hanging="397"/>
-        <w:rPr>
-          <w:rFonts w:ascii="Aptos" w:hAnsi="Aptos"/>
-          <w:noProof/>
-          <w:szCs w:val="24"/>
-        </w:rPr>
-      </w:pPr>
-    </w:p>
-    <w:p>
-      <w:pPr>
-        <w:rPr>
-          <w:rFonts w:ascii="Aptos" w:hAnsi="Aptos"/>
-          <w:sz w:val="24"/>
-          <w:szCs w:val="24"/>
-        </w:rPr>
-      </w:pPr>
-    </w:p>
-    <w:p>
-      <w:pPr>
-        <w:pStyle w:val="Heading2"/>
-        <w:tabs>
-          <w:tab w:val="left" w:pos="5529"/>
-        </w:tabs>
-        <w:spacing w:line="240" w:lineRule="auto"/>
-        <w:ind w:left="397" w:right="0" w:hanging="397"/>
-        <w:rPr>
-          <w:rFonts w:ascii="Calibri" w:hAnsi="Calibri" w:cs="Calibri"/>
-          <w:b/>
-          <w:iCs/>
-          <w:szCs w:val="22"/>
-          <w:lang w:val="en-GB"/>
-        </w:rPr>
-      </w:pPr>
-      <w:r>
-        <w:rPr>
-          <w:rFonts w:ascii="Calibri" w:hAnsi="Calibri" w:cs="Calibri"/>
-          <w:b/>
-          <w:iCs/>
-          <w:szCs w:val="22"/>
-          <w:lang w:val="en-GB"/>
-        </w:rPr>
-        <w:t>{signataire}</w:t>
-      </w:r>
-    </w:p>
-    <w:p>
-      <w:pPr>
-        <w:pStyle w:val="Heading2"/>
-        <w:tabs>
-          <w:tab w:val="left" w:pos="5529"/>
-        </w:tabs>
-        <w:spacing w:line="240" w:lineRule="auto"/>
-        <w:ind w:left="397" w:right="0" w:hanging="397"/>
-        <w:rPr>
-          <w:rFonts w:ascii="Aptos" w:hAnsi="Aptos" w:cs="Calibri"/>
-          <w:b/>
-          <w:bCs/>
-          <w:i/>
-          <w:szCs w:val="24"/>
-          <w:lang w:val="en-GB"/>
-        </w:rPr>
-      </w:pPr>
-      <w:r>
-        <w:rPr>
-          <w:rFonts w:ascii="Aptos" w:hAnsi="Aptos" w:cs="Calibri"/>
-          <w:b/>
-          <w:bCs/>
-          <w:szCs w:val="24"/>
-          <w:lang w:val="en-GB"/>
-        </w:rPr>
-        <w:t>Associé</w:t>
-      </w:r>
-    </w:p>
-    <w:p>
-      <w:pPr>
-        <w:overflowPunct/>
-        <w:autoSpaceDE/>
-        <w:autoSpaceDN/>
-        <w:adjustRightInd/>
-        <w:spacing w:line="260" w:lineRule="atLeast"/>
-        <w:jc w:val="both"/>
-        <w:textAlignment w:val="auto"/>
-        <w:rPr>
           <w:rFonts w:ascii="Arial" w:hAnsi="Arial" w:cs="Arial"/>
           <w:b/>
           <w:sz w:val="22"/>
@@ -1845,7 +1708,7 @@
       <w:headerReference w:type="default" r:id="rId14"/>
       <w:headerReference w:type="first" r:id="rId15"/>
       <w:pgSz w:w="11907" w:h="16840"/>
-      <w:pgMar w:top="-2127" w:right="1134" w:bottom="1702" w:left="1418" w:header="720" w:footer="720" w:gutter="0"/>
+      <w:pgMar w:top="-1560" w:right="1134" w:bottom="1702" w:left="1418" w:header="720" w:footer="720" w:gutter="0"/>
       <w:cols w:space="720"/>
     </w:sectPr>
   </w:body>
@@ -2050,7 +1913,7 @@
           <v:path o:extrusionok="f" gradientshapeok="t" o:connecttype="rect"/>
           <o:lock v:ext="edit" aspectratio="t"/>
         </v:shapetype>
-        <v:shape id="Image 3" o:spid="_x0000_s1025" type="#_x0000_t75" alt="" style="position:absolute;margin-left:-71.85pt;margin-top:-38.3pt;width:609.45pt;height:852.3pt;z-index:-1;visibility:visible;mso-wrap-edited:f;mso-width-percent:0;mso-height-percent:0;mso-width-percent:0;mso-height-percent:0;mso-width-relative:margin;mso-height-relative:margin">
+        <v:shape id="Image 3" o:spid="_x0000_s1025" type="#_x0000_t75" alt="" style="position:absolute;margin-left:-72.85pt;margin-top:-52.8pt;width:609.45pt;height:852.3pt;z-index:-1;visibility:visible;mso-wrap-edited:f;mso-width-percent:0;mso-height-percent:0;mso-width-percent:0;mso-height-percent:0;mso-width-relative:margin;mso-height-relative:margin">
           <v:imagedata r:id="rId1" o:title=""/>
         </v:shape>
       </w:pict>
@@ -2452,6 +2315,119 @@
     </w:lvl>
   </w:abstractNum>
   <w:abstractNum w:abstractNumId="4" w15:restartNumberingAfterBreak="0">
+    <w:nsid w:val="34222D85"/>
+    <w:multiLevelType w:val="hybridMultilevel"/>
+    <w:tmpl w:val="337A5462"/>
+    <w:lvl w:ilvl="0" w:tplc="040C0001">
+      <w:start w:val="1"/>
+      <w:numFmt w:val="bullet"/>
+      <w:lvlText w:val=""/>
+      <w:lvlJc w:val="left"/>
+      <w:pPr>
+        <w:ind w:left="720" w:hanging="360"/>
+      </w:pPr>
+      <w:rPr>
+        <w:rFonts w:ascii="Symbol" w:hAnsi="Symbol" w:hint="default"/>
+      </w:rPr>
+    </w:lvl>
+    <w:lvl w:ilvl="1" w:tplc="040C0003" w:tentative="1">
+      <w:start w:val="1"/>
+      <w:numFmt w:val="bullet"/>
+      <w:lvlText w:val="o"/>
+      <w:lvlJc w:val="left"/>
+      <w:pPr>
+        <w:ind w:left="1440" w:hanging="360"/>
+      </w:pPr>
+      <w:rPr>
+        <w:rFonts w:ascii="Courier New" w:hAnsi="Courier New" w:cs="Courier New" w:hint="default"/>
+      </w:rPr>
+    </w:lvl>
+    <w:lvl w:ilvl="2" w:tplc="040C0005" w:tentative="1">
+      <w:start w:val="1"/>
+      <w:numFmt w:val="bullet"/>
+      <w:lvlText w:val=""/>
+      <w:lvlJc w:val="left"/>
+      <w:pPr>
+        <w:ind w:left="2160" w:hanging="360"/>
+      </w:pPr>
+      <w:rPr>
+        <w:rFonts w:ascii="Wingdings" w:hAnsi="Wingdings" w:hint="default"/>
+      </w:rPr>
+    </w:lvl>
+    <w:lvl w:ilvl="3" w:tplc="040C0001" w:tentative="1">
+      <w:start w:val="1"/>
+      <w:numFmt w:val="bullet"/>
+      <w:lvlText w:val=""/>
+      <w:lvlJc w:val="left"/>
+      <w:pPr>
+        <w:ind w:left="2880" w:hanging="360"/>
+      </w:pPr>
+      <w:rPr>
+        <w:rFonts w:ascii="Symbol" w:hAnsi="Symbol" w:hint="default"/>
+      </w:rPr>
+    </w:lvl>
+    <w:lvl w:ilvl="4" w:tplc="040C0003" w:tentative="1">
+      <w:start w:val="1"/>
+      <w:numFmt w:val="bullet"/>
+      <w:lvlText w:val="o"/>
+      <w:lvlJc w:val="left"/>
+      <w:pPr>
+        <w:ind w:left="3600" w:hanging="360"/>
+      </w:pPr>
+      <w:rPr>
+        <w:rFonts w:ascii="Courier New" w:hAnsi="Courier New" w:cs="Courier New" w:hint="default"/>
+      </w:rPr>
+    </w:lvl>
+    <w:lvl w:ilvl="5" w:tplc="040C0005" w:tentative="1">
+      <w:start w:val="1"/>
+      <w:numFmt w:val="bullet"/>
+      <w:lvlText w:val=""/>
+      <w:lvlJc w:val="left"/>
+      <w:pPr>
+        <w:ind w:left="4320" w:hanging="360"/>
+      </w:pPr>
+      <w:rPr>
+        <w:rFonts w:ascii="Wingdings" w:hAnsi="Wingdings" w:hint="default"/>
+      </w:rPr>
+    </w:lvl>
+    <w:lvl w:ilvl="6" w:tplc="040C0001" w:tentative="1">
+      <w:start w:val="1"/>
+      <w:numFmt w:val="bullet"/>
+      <w:lvlText w:val=""/>
+      <w:lvlJc w:val="left"/>
+      <w:pPr>
+        <w:ind w:left="5040" w:hanging="360"/>
+      </w:pPr>
+      <w:rPr>
+        <w:rFonts w:ascii="Symbol" w:hAnsi="Symbol" w:hint="default"/>
+      </w:rPr>
+    </w:lvl>
+    <w:lvl w:ilvl="7" w:tplc="040C0003" w:tentative="1">
+      <w:start w:val="1"/>
+      <w:numFmt w:val="bullet"/>
+      <w:lvlText w:val="o"/>
+      <w:lvlJc w:val="left"/>
+      <w:pPr>
+        <w:ind w:left="5760" w:hanging="360"/>
+      </w:pPr>
+      <w:rPr>
+        <w:rFonts w:ascii="Courier New" w:hAnsi="Courier New" w:cs="Courier New" w:hint="default"/>
+      </w:rPr>
+    </w:lvl>
+    <w:lvl w:ilvl="8" w:tplc="040C0005" w:tentative="1">
+      <w:start w:val="1"/>
+      <w:numFmt w:val="bullet"/>
+      <w:lvlText w:val=""/>
+      <w:lvlJc w:val="left"/>
+      <w:pPr>
+        <w:ind w:left="6480" w:hanging="360"/>
+      </w:pPr>
+      <w:rPr>
+        <w:rFonts w:ascii="Wingdings" w:hAnsi="Wingdings" w:hint="default"/>
+      </w:rPr>
+    </w:lvl>
+  </w:abstractNum>
+  <w:abstractNum w:abstractNumId="5" w15:restartNumberingAfterBreak="0">
     <w:nsid w:val="471A0123"/>
     <w:multiLevelType w:val="multilevel"/>
     <w:tmpl w:val="E01E77D0"/>
@@ -2540,7 +2516,7 @@
       </w:pPr>
     </w:lvl>
   </w:abstractNum>
-  <w:abstractNum w:abstractNumId="5" w15:restartNumberingAfterBreak="0">
+  <w:abstractNum w:abstractNumId="6" w15:restartNumberingAfterBreak="0">
     <w:nsid w:val="6D3029C7"/>
     <w:multiLevelType w:val="multilevel"/>
     <w:tmpl w:val="8E18A1A6"/>
@@ -2653,7 +2629,7 @@
       </w:rPr>
     </w:lvl>
   </w:abstractNum>
-  <w:abstractNum w:abstractNumId="6" w15:restartNumberingAfterBreak="0">
+  <w:abstractNum w:abstractNumId="7" w15:restartNumberingAfterBreak="0">
     <w:nsid w:val="6F8B7175"/>
     <w:multiLevelType w:val="hybridMultilevel"/>
     <w:tmpl w:val="F65AA130"/>
@@ -2742,7 +2718,7 @@
       </w:pPr>
     </w:lvl>
   </w:abstractNum>
-  <w:abstractNum w:abstractNumId="7" w15:restartNumberingAfterBreak="0">
+  <w:abstractNum w:abstractNumId="8" w15:restartNumberingAfterBreak="0">
     <w:nsid w:val="7A1260E1"/>
     <w:multiLevelType w:val="hybridMultilevel"/>
     <w:tmpl w:val="BCBAB5E6"/>
@@ -2831,7 +2807,7 @@
       </w:pPr>
     </w:lvl>
   </w:abstractNum>
-  <w:abstractNum w:abstractNumId="8" w15:restartNumberingAfterBreak="0">
+  <w:abstractNum w:abstractNumId="9" w15:restartNumberingAfterBreak="0">
     <w:nsid w:val="7C0A60A1"/>
     <w:multiLevelType w:val="hybridMultilevel"/>
     <w:tmpl w:val="D1FAF68C"/>
@@ -2920,7 +2896,7 @@
       </w:pPr>
     </w:lvl>
   </w:abstractNum>
-  <w:abstractNum w:abstractNumId="9" w15:restartNumberingAfterBreak="0">
+  <w:abstractNum w:abstractNumId="10" w15:restartNumberingAfterBreak="0">
     <w:nsid w:val="7F5D5687"/>
     <w:multiLevelType w:val="hybridMultilevel"/>
     <w:tmpl w:val="996E76D0"/>
@@ -3033,35 +3009,38 @@
       </w:rPr>
     </w:lvl>
   </w:abstractNum>
-  <w:num w:numId="1" w16cid:durableId="977687953">
-    <w:abstractNumId w:val="4"/>
+  <w:num w:numId="1" w16cid:durableId="2002003369">
+    <w:abstractNumId w:val="5"/>
   </w:num>
-  <w:num w:numId="2" w16cid:durableId="1877501095">
+  <w:num w:numId="2" w16cid:durableId="1851024093">
     <w:abstractNumId w:val="3"/>
   </w:num>
-  <w:num w:numId="3" w16cid:durableId="377361021">
-    <w:abstractNumId w:val="5"/>
+  <w:num w:numId="3" w16cid:durableId="2139957185">
+    <w:abstractNumId w:val="6"/>
   </w:num>
-  <w:num w:numId="4" w16cid:durableId="2067140576">
+  <w:num w:numId="4" w16cid:durableId="1363435247">
+    <w:abstractNumId w:val="9"/>
+  </w:num>
+  <w:num w:numId="5" w16cid:durableId="1117408302">
+    <w:abstractNumId w:val="10"/>
+  </w:num>
+  <w:num w:numId="6" w16cid:durableId="1408070417">
+    <w:abstractNumId w:val="0"/>
+  </w:num>
+  <w:num w:numId="7" w16cid:durableId="655034198">
+    <w:abstractNumId w:val="2"/>
+  </w:num>
+  <w:num w:numId="8" w16cid:durableId="660085439">
+    <w:abstractNumId w:val="1"/>
+  </w:num>
+  <w:num w:numId="9" w16cid:durableId="1391270887">
+    <w:abstractNumId w:val="7"/>
+  </w:num>
+  <w:num w:numId="10" w16cid:durableId="759526513">
     <w:abstractNumId w:val="8"/>
   </w:num>
-  <w:num w:numId="5" w16cid:durableId="1117987600">
-    <w:abstractNumId w:val="9"/>
-  </w:num>
-  <w:num w:numId="6" w16cid:durableId="1429812526">
-    <w:abstractNumId w:val="0"/>
-  </w:num>
-  <w:num w:numId="7" w16cid:durableId="1371880792">
-    <w:abstractNumId w:val="2"/>
-  </w:num>
-  <w:num w:numId="8" w16cid:durableId="270019241">
-    <w:abstractNumId w:val="1"/>
-  </w:num>
-  <w:num w:numId="9" w16cid:durableId="1542980831">
-    <w:abstractNumId w:val="6"/>
-  </w:num>
-  <w:num w:numId="10" w16cid:durableId="2131974153">
-    <w:abstractNumId w:val="7"/>
+  <w:num w:numId="11" w16cid:durableId="1963464339">
+    <w:abstractNumId w:val="4"/>
   </w:num>
 </w:numbering>
 </file>
@@ -3093,50 +3072,6 @@
     <w:lsdException w:name="Subtitle" w:qFormat="1"/>
     <w:lsdException w:name="Strong" w:qFormat="1"/>
     <w:lsdException w:name="Emphasis" w:qFormat="1"/>
-    <w:lsdException w:name="Normal Table" w:semiHidden="1" w:unhideWhenUsed="1"/>
-    <w:lsdException w:name="Table Simple 1" w:semiHidden="1" w:unhideWhenUsed="1"/>
-    <w:lsdException w:name="Table Simple 2" w:semiHidden="1" w:unhideWhenUsed="1"/>
-    <w:lsdException w:name="Table Simple 3" w:semiHidden="1" w:unhideWhenUsed="1"/>
-    <w:lsdException w:name="Table Classic 1" w:semiHidden="1" w:unhideWhenUsed="1"/>
-    <w:lsdException w:name="Table Classic 2" w:semiHidden="1" w:unhideWhenUsed="1"/>
-    <w:lsdException w:name="Table Classic 3" w:semiHidden="1" w:unhideWhenUsed="1"/>
-    <w:lsdException w:name="Table Classic 4" w:semiHidden="1" w:unhideWhenUsed="1"/>
-    <w:lsdException w:name="Table Colorful 1" w:semiHidden="1" w:unhideWhenUsed="1"/>
-    <w:lsdException w:name="Table Colorful 2" w:semiHidden="1" w:unhideWhenUsed="1"/>
-    <w:lsdException w:name="Table Colorful 3" w:semiHidden="1" w:unhideWhenUsed="1"/>
-    <w:lsdException w:name="Table Columns 1" w:semiHidden="1" w:unhideWhenUsed="1"/>
-    <w:lsdException w:name="Table Columns 2" w:semiHidden="1" w:unhideWhenUsed="1"/>
-    <w:lsdException w:name="Table Columns 3" w:semiHidden="1" w:unhideWhenUsed="1"/>
-    <w:lsdException w:name="Table Columns 4" w:semiHidden="1" w:unhideWhenUsed="1"/>
-    <w:lsdException w:name="Table Columns 5" w:semiHidden="1" w:unhideWhenUsed="1"/>
-    <w:lsdException w:name="Table Grid 1" w:semiHidden="1" w:unhideWhenUsed="1"/>
-    <w:lsdException w:name="Table Grid 2" w:semiHidden="1" w:unhideWhenUsed="1"/>
-    <w:lsdException w:name="Table Grid 3" w:semiHidden="1" w:unhideWhenUsed="1"/>
-    <w:lsdException w:name="Table Grid 4" w:semiHidden="1" w:unhideWhenUsed="1"/>
-    <w:lsdException w:name="Table Grid 5" w:semiHidden="1" w:unhideWhenUsed="1"/>
-    <w:lsdException w:name="Table Grid 6" w:semiHidden="1" w:unhideWhenUsed="1"/>
-    <w:lsdException w:name="Table Grid 7" w:semiHidden="1" w:unhideWhenUsed="1"/>
-    <w:lsdException w:name="Table Grid 8" w:semiHidden="1" w:unhideWhenUsed="1"/>
-    <w:lsdException w:name="Table List 1" w:semiHidden="1" w:unhideWhenUsed="1"/>
-    <w:lsdException w:name="Table List 2" w:semiHidden="1" w:unhideWhenUsed="1"/>
-    <w:lsdException w:name="Table List 3" w:semiHidden="1" w:unhideWhenUsed="1"/>
-    <w:lsdException w:name="Table List 4" w:semiHidden="1" w:unhideWhenUsed="1"/>
-    <w:lsdException w:name="Table List 5" w:semiHidden="1" w:unhideWhenUsed="1"/>
-    <w:lsdException w:name="Table List 6" w:semiHidden="1" w:unhideWhenUsed="1"/>
-    <w:lsdException w:name="Table List 7" w:semiHidden="1" w:unhideWhenUsed="1"/>
-    <w:lsdException w:name="Table List 8" w:semiHidden="1" w:unhideWhenUsed="1"/>
-    <w:lsdException w:name="Table 3D effects 1" w:semiHidden="1" w:unhideWhenUsed="1"/>
-    <w:lsdException w:name="Table 3D effects 2" w:semiHidden="1" w:unhideWhenUsed="1"/>
-    <w:lsdException w:name="Table 3D effects 3" w:semiHidden="1" w:unhideWhenUsed="1"/>
-    <w:lsdException w:name="Table Contemporary" w:semiHidden="1" w:unhideWhenUsed="1"/>
-    <w:lsdException w:name="Table Elegant" w:semiHidden="1" w:unhideWhenUsed="1"/>
-    <w:lsdException w:name="Table Professional" w:semiHidden="1" w:unhideWhenUsed="1"/>
-    <w:lsdException w:name="Table Subtle 1" w:semiHidden="1" w:unhideWhenUsed="1"/>
-    <w:lsdException w:name="Table Subtle 2" w:semiHidden="1" w:unhideWhenUsed="1"/>
-    <w:lsdException w:name="Table Web 1" w:semiHidden="1" w:unhideWhenUsed="1"/>
-    <w:lsdException w:name="Table Web 2" w:semiHidden="1" w:unhideWhenUsed="1"/>
-    <w:lsdException w:name="Table Web 3" w:semiHidden="1" w:unhideWhenUsed="1"/>
-    <w:lsdException w:name="Table Theme" w:semiHidden="1" w:unhideWhenUsed="1"/>
     <w:lsdException w:name="Placeholder Text" w:semiHidden="1" w:uiPriority="99"/>
     <w:lsdException w:name="No Spacing" w:uiPriority="1" w:qFormat="1"/>
     <w:lsdException w:name="Light Shading" w:uiPriority="60"/>
@@ -3409,6 +3344,7 @@
     <w:basedOn w:val="Normal"/>
     <w:next w:val="Normal"/>
     <w:link w:val="Heading6Char"/>
+    <w:semiHidden/>
     <w:unhideWhenUsed/>
     <w:qFormat/>
     <w:rsid w:val="0000623B"/>
@@ -3426,15 +3362,11 @@
   </w:style>
   <w:style w:type="character" w:default="1" w:styleId="DefaultParagraphFont">
     <w:name w:val="Default Paragraph Font"/>
-    <w:uiPriority w:val="1"/>
     <w:semiHidden/>
-    <w:unhideWhenUsed/>
   </w:style>
   <w:style w:type="table" w:default="1" w:styleId="TableNormal">
     <w:name w:val="Normal Table"/>
-    <w:uiPriority w:val="99"/>
     <w:semiHidden/>
-    <w:unhideWhenUsed/>
     <w:tblPr>
       <w:tblInd w:w="0" w:type="dxa"/>
       <w:tblCellMar>
@@ -3447,9 +3379,7 @@
   </w:style>
   <w:style w:type="numbering" w:default="1" w:styleId="NoList">
     <w:name w:val="No List"/>
-    <w:uiPriority w:val="99"/>
     <w:semiHidden/>
-    <w:unhideWhenUsed/>
   </w:style>
   <w:style w:type="paragraph" w:styleId="Header">
     <w:name w:val="header"/>
@@ -3536,7 +3466,7 @@
     </w:rPr>
   </w:style>
   <w:style w:type="paragraph" w:customStyle="1" w:styleId="CarCarCarCarCarCarCar">
-    <w:name w:val="Car Car Car Car Car Car Car"/>
+    <w:name w:val=" Car Car Car Car Car Car Car"/>
     <w:basedOn w:val="Normal"/>
     <w:rsid w:val="00CA5DAE"/>
     <w:pPr>
@@ -3644,6 +3574,7 @@
   <w:style w:type="character" w:customStyle="1" w:styleId="Heading6Char">
     <w:name w:val="Heading 6 Char"/>
     <w:link w:val="Heading6"/>
+    <w:semiHidden/>
     <w:rsid w:val="0000623B"/>
     <w:rPr>
       <w:rFonts w:ascii="Calibri" w:hAnsi="Calibri"/>
